--- a/rapports/2026-06-06/EQ18/EQ18_sup_v2/DR_malforme_1_31101E_11/18-65-05-72.docx
+++ b/rapports/2026-06-06/EQ18/EQ18_sup_v2/DR_malforme_1_31101E_11/18-65-05-72.docx
@@ -297,7 +297,7 @@
           <w:color w:val="1F6FEB"/>
           <w:sz w:val="22"/>
         </w:rPr>
-        <w:t>⚠ INCOHÉRENCES À CORRIGER (74)</w:t>
+        <w:t>⚠ INCOHÉRENCES À CORRIGER (71)</w:t>
       </w:r>
     </w:p>
     <w:tbl>
@@ -994,7 +994,7 @@
                 <w:color w:val="16A34A"/>
                 <w:sz w:val="16"/>
               </w:rPr>
-              <w:t>—</w:t>
+              <w:t>s01q32, s01q36, s01q38, s04q37_modif, s02q33, s02q34, s01q00b</w:t>
             </w:r>
           </w:p>
         </w:tc>
@@ -1025,7 +1025,7 @@
                 <w:i w:val="0"/>
                 <w:sz w:val="17"/>
               </w:rPr>
-              <w:t>Incohérence!!! seulement les écoles privées paient les frais de scolarité (y compris les frais d'inscription).</w:t>
+              <w:t>Peu probable!!! Vu l'âge (16 ans) de Gisèle Ithir Bindia ou l'année à laquelle Gisèle Ithir Bindia a fréquenté l'école pour la dernière fois (.) le dernier diplome de Gisèle Ithir Bindia ne peut être le Certificat d'études primaires (CEP), prière de corriger cette incohérence ou confirmer avec le QG.</w:t>
             </w:r>
           </w:p>
         </w:tc>
@@ -1084,7 +1084,7 @@
                 <w:color w:val="16A34A"/>
                 <w:sz w:val="16"/>
               </w:rPr>
-              <w:t>s01q32, s01q36, s01q38, s04q37_modif, s02q33, s02q34, s01q00b</w:t>
+              <w:t>s00q14, s00q16, s00q18, s01q39, s01q42__1, s01q42__2, s02q30, s02q34</w:t>
             </w:r>
           </w:p>
         </w:tc>
@@ -1115,7 +1115,7 @@
                 <w:i w:val="0"/>
                 <w:sz w:val="17"/>
               </w:rPr>
-              <w:t>Peu probable!!! Vu l'âge (16 ans) de Gisèle Ithir Bindia ou l'année à laquelle Gisèle Ithir Bindia a fréquenté l'école pour la dernière fois (.) le dernier diplome de Gisèle Ithir Bindia ne peut être le Certificat d'études primaires (CEP), prière de corriger cette incohérence ou confirmer avec le QG.</w:t>
+              <w:t>Incohérence!! Le niveau d'études le plus élevé atteint par Dominique Bindia est superieur et le diplôme le plus elevé obtenu par Dominique Bindia est DEF ou CEP OU CAP.</w:t>
             </w:r>
           </w:p>
         </w:tc>
@@ -1148,6 +1148,1536 @@
                 <w:i w:val="0"/>
                 <w:sz w:val="16"/>
               </w:rPr>
+              <w:t>S11</w:t>
+              <w:br/>
+            </w:r>
+            <w:r>
+              <w:rPr>
+                <w:b w:val="0"/>
+                <w:i w:val="0"/>
+                <w:color w:val="64748B"/>
+                <w:sz w:val="14"/>
+              </w:rPr>
+              <w:t>Logement / cadre de vie</w:t>
+            </w:r>
+          </w:p>
+        </w:tc>
+        <w:tc>
+          <w:tcPr>
+            <w:tcW w:type="dxa" w:w="1531"/>
+          </w:tcPr>
+          <w:p>
+            <w:r>
+              <w:rPr>
+                <w:b/>
+                <w:i w:val="0"/>
+                <w:color w:val="16A34A"/>
+                <w:sz w:val="16"/>
+              </w:rPr>
+              <w:t>—</w:t>
+            </w:r>
+          </w:p>
+        </w:tc>
+        <w:tc>
+          <w:tcPr>
+            <w:tcW w:type="dxa" w:w="1191"/>
+          </w:tcPr>
+          <w:p>
+            <w:r>
+              <w:rPr>
+                <w:b w:val="0"/>
+                <w:i w:val="0"/>
+                <w:color w:val="64748B"/>
+                <w:sz w:val="16"/>
+              </w:rPr>
+              <w:t>GT-CQ</w:t>
+            </w:r>
+          </w:p>
+        </w:tc>
+        <w:tc>
+          <w:tcPr>
+            <w:tcW w:type="dxa" w:w="4706"/>
+          </w:tcPr>
+          <w:p>
+            <w:r>
+              <w:rPr>
+                <w:b w:val="0"/>
+                <w:i w:val="0"/>
+                <w:sz w:val="17"/>
+              </w:rPr>
+              <w:t>Incoherence!! Le ménage a depensé .</w:t>
+            </w:r>
+          </w:p>
+        </w:tc>
+      </w:tr>
+      <w:tr>
+        <w:tc>
+          <w:tcPr>
+            <w:tcW w:type="dxa" w:w="964"/>
+          </w:tcPr>
+          <w:p>
+            <w:r>
+              <w:rPr>
+                <w:b/>
+                <w:i w:val="0"/>
+                <w:color w:val="DC2626"/>
+                <w:sz w:val="16"/>
+              </w:rPr>
+              <w:t>Haute</w:t>
+            </w:r>
+          </w:p>
+        </w:tc>
+        <w:tc>
+          <w:tcPr>
+            <w:tcW w:type="dxa" w:w="1247"/>
+          </w:tcPr>
+          <w:p>
+            <w:r>
+              <w:rPr>
+                <w:b/>
+                <w:i w:val="0"/>
+                <w:sz w:val="16"/>
+              </w:rPr>
+              <w:t>S11</w:t>
+              <w:br/>
+            </w:r>
+            <w:r>
+              <w:rPr>
+                <w:b w:val="0"/>
+                <w:i w:val="0"/>
+                <w:color w:val="64748B"/>
+                <w:sz w:val="14"/>
+              </w:rPr>
+              <w:t>Logement / cadre de vie</w:t>
+            </w:r>
+          </w:p>
+        </w:tc>
+        <w:tc>
+          <w:tcPr>
+            <w:tcW w:type="dxa" w:w="1531"/>
+          </w:tcPr>
+          <w:p>
+            <w:r>
+              <w:rPr>
+                <w:b/>
+                <w:i w:val="0"/>
+                <w:color w:val="16A34A"/>
+                <w:sz w:val="16"/>
+              </w:rPr>
+              <w:t>s01q29, s01q31, s04q24, s00q04, s11q21, s09fq03, s09fq011</w:t>
+            </w:r>
+          </w:p>
+        </w:tc>
+        <w:tc>
+          <w:tcPr>
+            <w:tcW w:type="dxa" w:w="1191"/>
+          </w:tcPr>
+          <w:p>
+            <w:r>
+              <w:rPr>
+                <w:b w:val="0"/>
+                <w:i w:val="0"/>
+                <w:color w:val="64748B"/>
+                <w:sz w:val="16"/>
+              </w:rPr>
+              <w:t>GT-CQ</w:t>
+            </w:r>
+          </w:p>
+        </w:tc>
+        <w:tc>
+          <w:tcPr>
+            <w:tcW w:type="dxa" w:w="4706"/>
+          </w:tcPr>
+          <w:p>
+            <w:r>
+              <w:rPr>
+                <w:b w:val="0"/>
+                <w:i w:val="0"/>
+                <w:sz w:val="17"/>
+              </w:rPr>
+              <w:t>FCFA dans Frais de connexion au réseau de distribution d'eau mais dit ne pas être connecté à un réseau d'eau courante, prière de corriger cette incoherence</w:t>
+            </w:r>
+          </w:p>
+        </w:tc>
+      </w:tr>
+      <w:tr>
+        <w:tc>
+          <w:tcPr>
+            <w:tcW w:type="dxa" w:w="964"/>
+          </w:tcPr>
+          <w:p>
+            <w:r>
+              <w:rPr>
+                <w:b/>
+                <w:i w:val="0"/>
+                <w:color w:val="EA580C"/>
+                <w:sz w:val="16"/>
+              </w:rPr>
+              <w:t>Moyenne</w:t>
+            </w:r>
+          </w:p>
+        </w:tc>
+        <w:tc>
+          <w:tcPr>
+            <w:tcW w:type="dxa" w:w="1247"/>
+          </w:tcPr>
+          <w:p>
+            <w:r>
+              <w:rPr>
+                <w:b/>
+                <w:i w:val="0"/>
+                <w:sz w:val="16"/>
+              </w:rPr>
+              <w:t>S00</w:t>
+              <w:br/>
+            </w:r>
+            <w:r>
+              <w:rPr>
+                <w:b w:val="0"/>
+                <w:i w:val="0"/>
+                <w:color w:val="64748B"/>
+                <w:sz w:val="14"/>
+              </w:rPr>
+              <w:t>Identification</w:t>
+            </w:r>
+          </w:p>
+        </w:tc>
+        <w:tc>
+          <w:tcPr>
+            <w:tcW w:type="dxa" w:w="1531"/>
+          </w:tcPr>
+          <w:p>
+            <w:r>
+              <w:rPr>
+                <w:b/>
+                <w:i w:val="0"/>
+                <w:color w:val="16A34A"/>
+                <w:sz w:val="16"/>
+              </w:rPr>
+              <w:t>s00q27</w:t>
+            </w:r>
+          </w:p>
+        </w:tc>
+        <w:tc>
+          <w:tcPr>
+            <w:tcW w:type="dxa" w:w="1191"/>
+          </w:tcPr>
+          <w:p>
+            <w:r>
+              <w:rPr>
+                <w:b w:val="0"/>
+                <w:i w:val="0"/>
+                <w:color w:val="64748B"/>
+                <w:sz w:val="16"/>
+              </w:rPr>
+              <w:t>GT-CQ</w:t>
+            </w:r>
+          </w:p>
+        </w:tc>
+        <w:tc>
+          <w:tcPr>
+            <w:tcW w:type="dxa" w:w="4706"/>
+          </w:tcPr>
+          <w:p>
+            <w:r>
+              <w:rPr>
+                <w:b w:val="0"/>
+                <w:i w:val="0"/>
+                <w:sz w:val="17"/>
+              </w:rPr>
+              <w:t>Vous avez declaré que le questionnaire est complètement fini mais le questionnaire est en statut partiel, prière de mettre le questionnaire en statut complet s'il est fini.</w:t>
+            </w:r>
+          </w:p>
+        </w:tc>
+      </w:tr>
+      <w:tr>
+        <w:tc>
+          <w:tcPr>
+            <w:tcW w:type="dxa" w:w="964"/>
+          </w:tcPr>
+          <w:p>
+            <w:r>
+              <w:rPr>
+                <w:b/>
+                <w:i w:val="0"/>
+                <w:color w:val="EA580C"/>
+                <w:sz w:val="16"/>
+              </w:rPr>
+              <w:t>Moyenne</w:t>
+            </w:r>
+          </w:p>
+        </w:tc>
+        <w:tc>
+          <w:tcPr>
+            <w:tcW w:type="dxa" w:w="1247"/>
+          </w:tcPr>
+          <w:p>
+            <w:r>
+              <w:rPr>
+                <w:b/>
+                <w:i w:val="0"/>
+                <w:sz w:val="16"/>
+              </w:rPr>
+              <w:t>S00</w:t>
+              <w:br/>
+            </w:r>
+            <w:r>
+              <w:rPr>
+                <w:b w:val="0"/>
+                <w:i w:val="0"/>
+                <w:color w:val="64748B"/>
+                <w:sz w:val="14"/>
+              </w:rPr>
+              <w:t>Identification</w:t>
+            </w:r>
+          </w:p>
+        </w:tc>
+        <w:tc>
+          <w:tcPr>
+            <w:tcW w:type="dxa" w:w="1531"/>
+          </w:tcPr>
+          <w:p>
+            <w:r>
+              <w:rPr>
+                <w:b/>
+                <w:i w:val="0"/>
+                <w:color w:val="16A34A"/>
+                <w:sz w:val="16"/>
+              </w:rPr>
+              <w:t>—</w:t>
+            </w:r>
+          </w:p>
+        </w:tc>
+        <w:tc>
+          <w:tcPr>
+            <w:tcW w:type="dxa" w:w="1191"/>
+          </w:tcPr>
+          <w:p>
+            <w:r>
+              <w:rPr>
+                <w:b w:val="0"/>
+                <w:i w:val="0"/>
+                <w:color w:val="64748B"/>
+                <w:sz w:val="16"/>
+              </w:rPr>
+              <w:t>GT-CQ</w:t>
+            </w:r>
+          </w:p>
+        </w:tc>
+        <w:tc>
+          <w:tcPr>
+            <w:tcW w:type="dxa" w:w="4706"/>
+          </w:tcPr>
+          <w:p>
+            <w:r>
+              <w:rPr>
+                <w:b w:val="0"/>
+                <w:i w:val="0"/>
+                <w:sz w:val="17"/>
+              </w:rPr>
+              <w:t>Il est obligatoire de prendre les coordonnées Gps avant d'administrer le questionnaire.</w:t>
+            </w:r>
+          </w:p>
+        </w:tc>
+      </w:tr>
+      <w:tr>
+        <w:tc>
+          <w:tcPr>
+            <w:tcW w:type="dxa" w:w="964"/>
+          </w:tcPr>
+          <w:p>
+            <w:r>
+              <w:rPr>
+                <w:b/>
+                <w:i w:val="0"/>
+                <w:color w:val="EA580C"/>
+                <w:sz w:val="16"/>
+              </w:rPr>
+              <w:t>Moyenne</w:t>
+            </w:r>
+          </w:p>
+        </w:tc>
+        <w:tc>
+          <w:tcPr>
+            <w:tcW w:type="dxa" w:w="1247"/>
+          </w:tcPr>
+          <w:p>
+            <w:r>
+              <w:rPr>
+                <w:b/>
+                <w:i w:val="0"/>
+                <w:sz w:val="16"/>
+              </w:rPr>
+              <w:t>S00</w:t>
+              <w:br/>
+            </w:r>
+            <w:r>
+              <w:rPr>
+                <w:b w:val="0"/>
+                <w:i w:val="0"/>
+                <w:color w:val="64748B"/>
+                <w:sz w:val="14"/>
+              </w:rPr>
+              <w:t>Identification</w:t>
+            </w:r>
+          </w:p>
+        </w:tc>
+        <w:tc>
+          <w:tcPr>
+            <w:tcW w:type="dxa" w:w="1531"/>
+          </w:tcPr>
+          <w:p>
+            <w:r>
+              <w:rPr>
+                <w:b/>
+                <w:i w:val="0"/>
+                <w:color w:val="16A34A"/>
+                <w:sz w:val="16"/>
+              </w:rPr>
+              <w:t>—</w:t>
+            </w:r>
+          </w:p>
+        </w:tc>
+        <w:tc>
+          <w:tcPr>
+            <w:tcW w:type="dxa" w:w="1191"/>
+          </w:tcPr>
+          <w:p>
+            <w:r>
+              <w:rPr>
+                <w:b w:val="0"/>
+                <w:i w:val="0"/>
+                <w:color w:val="64748B"/>
+                <w:sz w:val="16"/>
+              </w:rPr>
+              <w:t>GT-CQ</w:t>
+            </w:r>
+          </w:p>
+        </w:tc>
+        <w:tc>
+          <w:tcPr>
+            <w:tcW w:type="dxa" w:w="4706"/>
+          </w:tcPr>
+          <w:p>
+            <w:r>
+              <w:rPr>
+                <w:b w:val="0"/>
+                <w:i w:val="0"/>
+                <w:sz w:val="17"/>
+              </w:rPr>
+              <w:t>Prière de prendre les coordonnées GPS.</w:t>
+            </w:r>
+          </w:p>
+        </w:tc>
+      </w:tr>
+      <w:tr>
+        <w:tc>
+          <w:tcPr>
+            <w:tcW w:type="dxa" w:w="964"/>
+          </w:tcPr>
+          <w:p>
+            <w:r>
+              <w:rPr>
+                <w:b/>
+                <w:i w:val="0"/>
+                <w:color w:val="EA580C"/>
+                <w:sz w:val="16"/>
+              </w:rPr>
+              <w:t>Moyenne</w:t>
+            </w:r>
+          </w:p>
+        </w:tc>
+        <w:tc>
+          <w:tcPr>
+            <w:tcW w:type="dxa" w:w="1247"/>
+          </w:tcPr>
+          <w:p>
+            <w:r>
+              <w:rPr>
+                <w:b/>
+                <w:i w:val="0"/>
+                <w:sz w:val="16"/>
+              </w:rPr>
+              <w:t>S00</w:t>
+              <w:br/>
+            </w:r>
+            <w:r>
+              <w:rPr>
+                <w:b w:val="0"/>
+                <w:i w:val="0"/>
+                <w:color w:val="64748B"/>
+                <w:sz w:val="14"/>
+              </w:rPr>
+              <w:t>Identification</w:t>
+            </w:r>
+          </w:p>
+        </w:tc>
+        <w:tc>
+          <w:tcPr>
+            <w:tcW w:type="dxa" w:w="1531"/>
+          </w:tcPr>
+          <w:p>
+            <w:r>
+              <w:rPr>
+                <w:b/>
+                <w:i w:val="0"/>
+                <w:color w:val="16A34A"/>
+                <w:sz w:val="16"/>
+              </w:rPr>
+              <w:t>—</w:t>
+            </w:r>
+          </w:p>
+        </w:tc>
+        <w:tc>
+          <w:tcPr>
+            <w:tcW w:type="dxa" w:w="1191"/>
+          </w:tcPr>
+          <w:p>
+            <w:r>
+              <w:rPr>
+                <w:b w:val="0"/>
+                <w:i w:val="0"/>
+                <w:color w:val="64748B"/>
+                <w:sz w:val="16"/>
+              </w:rPr>
+              <w:t>GT-CQ</w:t>
+            </w:r>
+          </w:p>
+        </w:tc>
+        <w:tc>
+          <w:tcPr>
+            <w:tcW w:type="dxa" w:w="4706"/>
+          </w:tcPr>
+          <w:p>
+            <w:r>
+              <w:rPr>
+                <w:b w:val="0"/>
+                <w:i w:val="0"/>
+                <w:sz w:val="17"/>
+              </w:rPr>
+              <w:t>L'adresse ou la localisation du ménage doit être bien renseignée, ne doit pas contenir des numéros de téléphone et elle semble courte pour être une adresse.</w:t>
+            </w:r>
+          </w:p>
+        </w:tc>
+      </w:tr>
+      <w:tr>
+        <w:tc>
+          <w:tcPr>
+            <w:tcW w:type="dxa" w:w="964"/>
+          </w:tcPr>
+          <w:p>
+            <w:r>
+              <w:rPr>
+                <w:b/>
+                <w:i w:val="0"/>
+                <w:color w:val="EA580C"/>
+                <w:sz w:val="16"/>
+              </w:rPr>
+              <w:t>Moyenne</w:t>
+            </w:r>
+          </w:p>
+        </w:tc>
+        <w:tc>
+          <w:tcPr>
+            <w:tcW w:type="dxa" w:w="1247"/>
+          </w:tcPr>
+          <w:p>
+            <w:r>
+              <w:rPr>
+                <w:b/>
+                <w:i w:val="0"/>
+                <w:sz w:val="16"/>
+              </w:rPr>
+              <w:t>S00</w:t>
+              <w:br/>
+            </w:r>
+            <w:r>
+              <w:rPr>
+                <w:b w:val="0"/>
+                <w:i w:val="0"/>
+                <w:color w:val="64748B"/>
+                <w:sz w:val="14"/>
+              </w:rPr>
+              <w:t>Identification</w:t>
+            </w:r>
+          </w:p>
+        </w:tc>
+        <w:tc>
+          <w:tcPr>
+            <w:tcW w:type="dxa" w:w="1531"/>
+          </w:tcPr>
+          <w:p>
+            <w:r>
+              <w:rPr>
+                <w:b/>
+                <w:i w:val="0"/>
+                <w:color w:val="16A34A"/>
+                <w:sz w:val="16"/>
+              </w:rPr>
+              <w:t>—</w:t>
+            </w:r>
+          </w:p>
+        </w:tc>
+        <w:tc>
+          <w:tcPr>
+            <w:tcW w:type="dxa" w:w="1191"/>
+          </w:tcPr>
+          <w:p>
+            <w:r>
+              <w:rPr>
+                <w:b w:val="0"/>
+                <w:i w:val="0"/>
+                <w:color w:val="64748B"/>
+                <w:sz w:val="16"/>
+              </w:rPr>
+              <w:t>GT-CQ</w:t>
+            </w:r>
+          </w:p>
+        </w:tc>
+        <w:tc>
+          <w:tcPr>
+            <w:tcW w:type="dxa" w:w="4706"/>
+          </w:tcPr>
+          <w:p>
+            <w:r>
+              <w:rPr>
+                <w:b w:val="0"/>
+                <w:i w:val="0"/>
+                <w:sz w:val="17"/>
+              </w:rPr>
+              <w:t>Prière de renseigner la bonne adresse.Attention! Il manque des informations non renseignées dans la section 0, prière de regarder toutes les autres informations dans l'identification du ménage (IDENTIFICATION ET RENSEIGNEMENTS DE CONTROLE) ou dans OBSERVATIONS pour pouvoir renseigné toutes les questions liées au ménage.</w:t>
+            </w:r>
+          </w:p>
+        </w:tc>
+      </w:tr>
+      <w:tr>
+        <w:tc>
+          <w:tcPr>
+            <w:tcW w:type="dxa" w:w="964"/>
+          </w:tcPr>
+          <w:p>
+            <w:r>
+              <w:rPr>
+                <w:b/>
+                <w:i w:val="0"/>
+                <w:color w:val="EA580C"/>
+                <w:sz w:val="16"/>
+              </w:rPr>
+              <w:t>Moyenne</w:t>
+            </w:r>
+          </w:p>
+        </w:tc>
+        <w:tc>
+          <w:tcPr>
+            <w:tcW w:type="dxa" w:w="1247"/>
+          </w:tcPr>
+          <w:p>
+            <w:r>
+              <w:rPr>
+                <w:b/>
+                <w:i w:val="0"/>
+                <w:sz w:val="16"/>
+              </w:rPr>
+              <w:t>S00</w:t>
+              <w:br/>
+            </w:r>
+            <w:r>
+              <w:rPr>
+                <w:b w:val="0"/>
+                <w:i w:val="0"/>
+                <w:color w:val="64748B"/>
+                <w:sz w:val="14"/>
+              </w:rPr>
+              <w:t>Identification</w:t>
+            </w:r>
+          </w:p>
+        </w:tc>
+        <w:tc>
+          <w:tcPr>
+            <w:tcW w:type="dxa" w:w="1531"/>
+          </w:tcPr>
+          <w:p>
+            <w:r>
+              <w:rPr>
+                <w:b/>
+                <w:i w:val="0"/>
+                <w:color w:val="16A34A"/>
+                <w:sz w:val="16"/>
+              </w:rPr>
+              <w:t>s00q14, s00q16, s00q18</w:t>
+            </w:r>
+          </w:p>
+        </w:tc>
+        <w:tc>
+          <w:tcPr>
+            <w:tcW w:type="dxa" w:w="1191"/>
+          </w:tcPr>
+          <w:p>
+            <w:r>
+              <w:rPr>
+                <w:b w:val="0"/>
+                <w:i w:val="0"/>
+                <w:color w:val="64748B"/>
+                <w:sz w:val="16"/>
+              </w:rPr>
+              <w:t>GT-CQ</w:t>
+            </w:r>
+          </w:p>
+        </w:tc>
+        <w:tc>
+          <w:tcPr>
+            <w:tcW w:type="dxa" w:w="4706"/>
+          </w:tcPr>
+          <w:p>
+            <w:r>
+              <w:rPr>
+                <w:b w:val="0"/>
+                <w:i w:val="0"/>
+                <w:sz w:val="17"/>
+              </w:rPr>
+              <w:t>Attention! Veillez bien renseigner les contacts dans les questions de 0.14 ou 0.16 ou 0.18.</w:t>
+            </w:r>
+          </w:p>
+        </w:tc>
+      </w:tr>
+      <w:tr>
+        <w:tc>
+          <w:tcPr>
+            <w:tcW w:type="dxa" w:w="964"/>
+          </w:tcPr>
+          <w:p>
+            <w:r>
+              <w:rPr>
+                <w:b/>
+                <w:i w:val="0"/>
+                <w:color w:val="EA580C"/>
+                <w:sz w:val="16"/>
+              </w:rPr>
+              <w:t>Moyenne</w:t>
+            </w:r>
+          </w:p>
+        </w:tc>
+        <w:tc>
+          <w:tcPr>
+            <w:tcW w:type="dxa" w:w="1247"/>
+          </w:tcPr>
+          <w:p>
+            <w:r>
+              <w:rPr>
+                <w:b/>
+                <w:i w:val="0"/>
+                <w:sz w:val="16"/>
+              </w:rPr>
+              <w:t>S01</w:t>
+              <w:br/>
+            </w:r>
+            <w:r>
+              <w:rPr>
+                <w:b w:val="0"/>
+                <w:i w:val="0"/>
+                <w:color w:val="64748B"/>
+                <w:sz w:val="14"/>
+              </w:rPr>
+              <w:t>Démographie</w:t>
+            </w:r>
+          </w:p>
+        </w:tc>
+        <w:tc>
+          <w:tcPr>
+            <w:tcW w:type="dxa" w:w="1531"/>
+          </w:tcPr>
+          <w:p>
+            <w:r>
+              <w:rPr>
+                <w:b/>
+                <w:i w:val="0"/>
+                <w:color w:val="16A34A"/>
+                <w:sz w:val="16"/>
+              </w:rPr>
+              <w:t>s01q16, s01q00b, s01q16_autre</w:t>
+            </w:r>
+          </w:p>
+        </w:tc>
+        <w:tc>
+          <w:tcPr>
+            <w:tcW w:type="dxa" w:w="1191"/>
+          </w:tcPr>
+          <w:p>
+            <w:r>
+              <w:rPr>
+                <w:b w:val="0"/>
+                <w:i w:val="0"/>
+                <w:color w:val="64748B"/>
+                <w:sz w:val="16"/>
+              </w:rPr>
+              <w:t>GT-CQ</w:t>
+            </w:r>
+          </w:p>
+        </w:tc>
+        <w:tc>
+          <w:tcPr>
+            <w:tcW w:type="dxa" w:w="4706"/>
+          </w:tcPr>
+          <w:p>
+            <w:r>
+              <w:rPr>
+                <w:b w:val="0"/>
+                <w:i w:val="0"/>
+                <w:sz w:val="17"/>
+              </w:rPr>
+              <w:t>L'ethni de Dominique Bindia est bassari, prière de bien classer cet ethni qui existe soit dans la liste des ethni ou n'éxiste pas comme ethni.</w:t>
+            </w:r>
+          </w:p>
+        </w:tc>
+      </w:tr>
+      <w:tr>
+        <w:tc>
+          <w:tcPr>
+            <w:tcW w:type="dxa" w:w="964"/>
+          </w:tcPr>
+          <w:p>
+            <w:r>
+              <w:rPr>
+                <w:b/>
+                <w:i w:val="0"/>
+                <w:color w:val="EA580C"/>
+                <w:sz w:val="16"/>
+              </w:rPr>
+              <w:t>Moyenne</w:t>
+            </w:r>
+          </w:p>
+        </w:tc>
+        <w:tc>
+          <w:tcPr>
+            <w:tcW w:type="dxa" w:w="1247"/>
+          </w:tcPr>
+          <w:p>
+            <w:r>
+              <w:rPr>
+                <w:b/>
+                <w:i w:val="0"/>
+                <w:sz w:val="16"/>
+              </w:rPr>
+              <w:t>S01</w:t>
+              <w:br/>
+            </w:r>
+            <w:r>
+              <w:rPr>
+                <w:b w:val="0"/>
+                <w:i w:val="0"/>
+                <w:color w:val="64748B"/>
+                <w:sz w:val="14"/>
+              </w:rPr>
+              <w:t>Démographie</w:t>
+            </w:r>
+          </w:p>
+        </w:tc>
+        <w:tc>
+          <w:tcPr>
+            <w:tcW w:type="dxa" w:w="1531"/>
+          </w:tcPr>
+          <w:p>
+            <w:r>
+              <w:rPr>
+                <w:b/>
+                <w:i w:val="0"/>
+                <w:color w:val="16A34A"/>
+                <w:sz w:val="16"/>
+              </w:rPr>
+              <w:t>s01q16, s01q00b, s01q16_autre</w:t>
+            </w:r>
+          </w:p>
+        </w:tc>
+        <w:tc>
+          <w:tcPr>
+            <w:tcW w:type="dxa" w:w="1191"/>
+          </w:tcPr>
+          <w:p>
+            <w:r>
+              <w:rPr>
+                <w:b w:val="0"/>
+                <w:i w:val="0"/>
+                <w:color w:val="64748B"/>
+                <w:sz w:val="16"/>
+              </w:rPr>
+              <w:t>GT-CQ</w:t>
+            </w:r>
+          </w:p>
+        </w:tc>
+        <w:tc>
+          <w:tcPr>
+            <w:tcW w:type="dxa" w:w="4706"/>
+          </w:tcPr>
+          <w:p>
+            <w:r>
+              <w:rPr>
+                <w:b w:val="0"/>
+                <w:i w:val="0"/>
+                <w:sz w:val="17"/>
+              </w:rPr>
+              <w:t>L'ethni de Christine Cira Bonang est bassari, prière de bien classer cet ethni qui existe soit dans la liste des ethni ou n'éxiste pas comme ethni.</w:t>
+            </w:r>
+          </w:p>
+        </w:tc>
+      </w:tr>
+      <w:tr>
+        <w:tc>
+          <w:tcPr>
+            <w:tcW w:type="dxa" w:w="964"/>
+          </w:tcPr>
+          <w:p>
+            <w:r>
+              <w:rPr>
+                <w:b/>
+                <w:i w:val="0"/>
+                <w:color w:val="EA580C"/>
+                <w:sz w:val="16"/>
+              </w:rPr>
+              <w:t>Moyenne</w:t>
+            </w:r>
+          </w:p>
+        </w:tc>
+        <w:tc>
+          <w:tcPr>
+            <w:tcW w:type="dxa" w:w="1247"/>
+          </w:tcPr>
+          <w:p>
+            <w:r>
+              <w:rPr>
+                <w:b/>
+                <w:i w:val="0"/>
+                <w:sz w:val="16"/>
+              </w:rPr>
+              <w:t>S01</w:t>
+              <w:br/>
+            </w:r>
+            <w:r>
+              <w:rPr>
+                <w:b w:val="0"/>
+                <w:i w:val="0"/>
+                <w:color w:val="64748B"/>
+                <w:sz w:val="14"/>
+              </w:rPr>
+              <w:t>Démographie</w:t>
+            </w:r>
+          </w:p>
+        </w:tc>
+        <w:tc>
+          <w:tcPr>
+            <w:tcW w:type="dxa" w:w="1531"/>
+          </w:tcPr>
+          <w:p>
+            <w:r>
+              <w:rPr>
+                <w:b/>
+                <w:i w:val="0"/>
+                <w:color w:val="16A34A"/>
+                <w:sz w:val="16"/>
+              </w:rPr>
+              <w:t>s01q16, s01q00b, s01q16_autre</w:t>
+            </w:r>
+          </w:p>
+        </w:tc>
+        <w:tc>
+          <w:tcPr>
+            <w:tcW w:type="dxa" w:w="1191"/>
+          </w:tcPr>
+          <w:p>
+            <w:r>
+              <w:rPr>
+                <w:b w:val="0"/>
+                <w:i w:val="0"/>
+                <w:color w:val="64748B"/>
+                <w:sz w:val="16"/>
+              </w:rPr>
+              <w:t>GT-CQ</w:t>
+            </w:r>
+          </w:p>
+        </w:tc>
+        <w:tc>
+          <w:tcPr>
+            <w:tcW w:type="dxa" w:w="4706"/>
+          </w:tcPr>
+          <w:p>
+            <w:r>
+              <w:rPr>
+                <w:b w:val="0"/>
+                <w:i w:val="0"/>
+                <w:sz w:val="17"/>
+              </w:rPr>
+              <w:t>L'ethni de Eveline Coumba Bindia est Bassari, prière de bien classer cet ethni qui existe soit dans la liste des ethni ou n'éxiste pas comme ethni.</w:t>
+            </w:r>
+          </w:p>
+        </w:tc>
+      </w:tr>
+      <w:tr>
+        <w:tc>
+          <w:tcPr>
+            <w:tcW w:type="dxa" w:w="964"/>
+          </w:tcPr>
+          <w:p>
+            <w:r>
+              <w:rPr>
+                <w:b/>
+                <w:i w:val="0"/>
+                <w:color w:val="EA580C"/>
+                <w:sz w:val="16"/>
+              </w:rPr>
+              <w:t>Moyenne</w:t>
+            </w:r>
+          </w:p>
+        </w:tc>
+        <w:tc>
+          <w:tcPr>
+            <w:tcW w:type="dxa" w:w="1247"/>
+          </w:tcPr>
+          <w:p>
+            <w:r>
+              <w:rPr>
+                <w:b/>
+                <w:i w:val="0"/>
+                <w:sz w:val="16"/>
+              </w:rPr>
+              <w:t>S01</w:t>
+              <w:br/>
+            </w:r>
+            <w:r>
+              <w:rPr>
+                <w:b w:val="0"/>
+                <w:i w:val="0"/>
+                <w:color w:val="64748B"/>
+                <w:sz w:val="14"/>
+              </w:rPr>
+              <w:t>Démographie</w:t>
+            </w:r>
+          </w:p>
+        </w:tc>
+        <w:tc>
+          <w:tcPr>
+            <w:tcW w:type="dxa" w:w="1531"/>
+          </w:tcPr>
+          <w:p>
+            <w:r>
+              <w:rPr>
+                <w:b/>
+                <w:i w:val="0"/>
+                <w:color w:val="16A34A"/>
+                <w:sz w:val="16"/>
+              </w:rPr>
+              <w:t>—</w:t>
+            </w:r>
+          </w:p>
+        </w:tc>
+        <w:tc>
+          <w:tcPr>
+            <w:tcW w:type="dxa" w:w="1191"/>
+          </w:tcPr>
+          <w:p>
+            <w:r>
+              <w:rPr>
+                <w:b w:val="0"/>
+                <w:i w:val="0"/>
+                <w:color w:val="64748B"/>
+                <w:sz w:val="16"/>
+              </w:rPr>
+              <w:t>GT-CQ</w:t>
+            </w:r>
+          </w:p>
+        </w:tc>
+        <w:tc>
+          <w:tcPr>
+            <w:tcW w:type="dxa" w:w="4706"/>
+          </w:tcPr>
+          <w:p>
+            <w:r>
+              <w:rPr>
+                <w:b w:val="0"/>
+                <w:i w:val="0"/>
+                <w:sz w:val="17"/>
+              </w:rPr>
+              <w:t>Prière de verifier l'information donnée par Eveline Coumba Bindia ou corriger au niveau de la section 1.</w:t>
+            </w:r>
+          </w:p>
+        </w:tc>
+      </w:tr>
+      <w:tr>
+        <w:tc>
+          <w:tcPr>
+            <w:tcW w:type="dxa" w:w="964"/>
+          </w:tcPr>
+          <w:p>
+            <w:r>
+              <w:rPr>
+                <w:b/>
+                <w:i w:val="0"/>
+                <w:color w:val="EA580C"/>
+                <w:sz w:val="16"/>
+              </w:rPr>
+              <w:t>Moyenne</w:t>
+            </w:r>
+          </w:p>
+        </w:tc>
+        <w:tc>
+          <w:tcPr>
+            <w:tcW w:type="dxa" w:w="1247"/>
+          </w:tcPr>
+          <w:p>
+            <w:r>
+              <w:rPr>
+                <w:b/>
+                <w:i w:val="0"/>
+                <w:sz w:val="16"/>
+              </w:rPr>
+              <w:t>S01</w:t>
+              <w:br/>
+            </w:r>
+            <w:r>
+              <w:rPr>
+                <w:b w:val="0"/>
+                <w:i w:val="0"/>
+                <w:color w:val="64748B"/>
+                <w:sz w:val="14"/>
+              </w:rPr>
+              <w:t>Démographie</w:t>
+            </w:r>
+          </w:p>
+        </w:tc>
+        <w:tc>
+          <w:tcPr>
+            <w:tcW w:type="dxa" w:w="1531"/>
+          </w:tcPr>
+          <w:p>
+            <w:r>
+              <w:rPr>
+                <w:b/>
+                <w:i w:val="0"/>
+                <w:color w:val="16A34A"/>
+                <w:sz w:val="16"/>
+              </w:rPr>
+              <w:t>s01q16, s01q00b, s01q16_autre</w:t>
+            </w:r>
+          </w:p>
+        </w:tc>
+        <w:tc>
+          <w:tcPr>
+            <w:tcW w:type="dxa" w:w="1191"/>
+          </w:tcPr>
+          <w:p>
+            <w:r>
+              <w:rPr>
+                <w:b w:val="0"/>
+                <w:i w:val="0"/>
+                <w:color w:val="64748B"/>
+                <w:sz w:val="16"/>
+              </w:rPr>
+              <w:t>GT-CQ</w:t>
+            </w:r>
+          </w:p>
+        </w:tc>
+        <w:tc>
+          <w:tcPr>
+            <w:tcW w:type="dxa" w:w="4706"/>
+          </w:tcPr>
+          <w:p>
+            <w:r>
+              <w:rPr>
+                <w:b w:val="0"/>
+                <w:i w:val="0"/>
+                <w:sz w:val="17"/>
+              </w:rPr>
+              <w:t>L'ethni de Gisèle Ithir Bindia est Bassari, prière de bien classer cet ethni qui existe soit dans la liste des ethni ou n'éxiste pas comme ethni.</w:t>
+            </w:r>
+          </w:p>
+        </w:tc>
+      </w:tr>
+      <w:tr>
+        <w:tc>
+          <w:tcPr>
+            <w:tcW w:type="dxa" w:w="964"/>
+          </w:tcPr>
+          <w:p>
+            <w:r>
+              <w:rPr>
+                <w:b/>
+                <w:i w:val="0"/>
+                <w:color w:val="EA580C"/>
+                <w:sz w:val="16"/>
+              </w:rPr>
+              <w:t>Moyenne</w:t>
+            </w:r>
+          </w:p>
+        </w:tc>
+        <w:tc>
+          <w:tcPr>
+            <w:tcW w:type="dxa" w:w="1247"/>
+          </w:tcPr>
+          <w:p>
+            <w:r>
+              <w:rPr>
+                <w:b/>
+                <w:i w:val="0"/>
+                <w:sz w:val="16"/>
+              </w:rPr>
+              <w:t>S01</w:t>
+              <w:br/>
+            </w:r>
+            <w:r>
+              <w:rPr>
+                <w:b w:val="0"/>
+                <w:i w:val="0"/>
+                <w:color w:val="64748B"/>
+                <w:sz w:val="14"/>
+              </w:rPr>
+              <w:t>Démographie</w:t>
+            </w:r>
+          </w:p>
+        </w:tc>
+        <w:tc>
+          <w:tcPr>
+            <w:tcW w:type="dxa" w:w="1531"/>
+          </w:tcPr>
+          <w:p>
+            <w:r>
+              <w:rPr>
+                <w:b/>
+                <w:i w:val="0"/>
+                <w:color w:val="16A34A"/>
+                <w:sz w:val="16"/>
+              </w:rPr>
+              <w:t>—</w:t>
+            </w:r>
+          </w:p>
+        </w:tc>
+        <w:tc>
+          <w:tcPr>
+            <w:tcW w:type="dxa" w:w="1191"/>
+          </w:tcPr>
+          <w:p>
+            <w:r>
+              <w:rPr>
+                <w:b w:val="0"/>
+                <w:i w:val="0"/>
+                <w:color w:val="64748B"/>
+                <w:sz w:val="16"/>
+              </w:rPr>
+              <w:t>GT-CQ</w:t>
+            </w:r>
+          </w:p>
+        </w:tc>
+        <w:tc>
+          <w:tcPr>
+            <w:tcW w:type="dxa" w:w="4706"/>
+          </w:tcPr>
+          <w:p>
+            <w:r>
+              <w:rPr>
+                <w:b w:val="0"/>
+                <w:i w:val="0"/>
+                <w:sz w:val="17"/>
+              </w:rPr>
+              <w:t>Prière de verifier l'information donnée par Gisèle Ithir Bindia ou corriger au niveau de la section 1.</w:t>
+            </w:r>
+          </w:p>
+        </w:tc>
+      </w:tr>
+      <w:tr>
+        <w:tc>
+          <w:tcPr>
+            <w:tcW w:type="dxa" w:w="964"/>
+          </w:tcPr>
+          <w:p>
+            <w:r>
+              <w:rPr>
+                <w:b/>
+                <w:i w:val="0"/>
+                <w:color w:val="EA580C"/>
+                <w:sz w:val="16"/>
+              </w:rPr>
+              <w:t>Moyenne</w:t>
+            </w:r>
+          </w:p>
+        </w:tc>
+        <w:tc>
+          <w:tcPr>
+            <w:tcW w:type="dxa" w:w="1247"/>
+          </w:tcPr>
+          <w:p>
+            <w:r>
+              <w:rPr>
+                <w:b/>
+                <w:i w:val="0"/>
+                <w:sz w:val="16"/>
+              </w:rPr>
+              <w:t>S01</w:t>
+              <w:br/>
+            </w:r>
+            <w:r>
+              <w:rPr>
+                <w:b w:val="0"/>
+                <w:i w:val="0"/>
+                <w:color w:val="64748B"/>
+                <w:sz w:val="14"/>
+              </w:rPr>
+              <w:t>Démographie</w:t>
+            </w:r>
+          </w:p>
+        </w:tc>
+        <w:tc>
+          <w:tcPr>
+            <w:tcW w:type="dxa" w:w="1531"/>
+          </w:tcPr>
+          <w:p>
+            <w:r>
+              <w:rPr>
+                <w:b/>
+                <w:i w:val="0"/>
+                <w:color w:val="16A34A"/>
+                <w:sz w:val="16"/>
+              </w:rPr>
+              <w:t>s01q16, s01q00b, s01q16_autre</w:t>
+            </w:r>
+          </w:p>
+        </w:tc>
+        <w:tc>
+          <w:tcPr>
+            <w:tcW w:type="dxa" w:w="1191"/>
+          </w:tcPr>
+          <w:p>
+            <w:r>
+              <w:rPr>
+                <w:b w:val="0"/>
+                <w:i w:val="0"/>
+                <w:color w:val="64748B"/>
+                <w:sz w:val="16"/>
+              </w:rPr>
+              <w:t>GT-CQ</w:t>
+            </w:r>
+          </w:p>
+        </w:tc>
+        <w:tc>
+          <w:tcPr>
+            <w:tcW w:type="dxa" w:w="4706"/>
+          </w:tcPr>
+          <w:p>
+            <w:r>
+              <w:rPr>
+                <w:b w:val="0"/>
+                <w:i w:val="0"/>
+                <w:sz w:val="17"/>
+              </w:rPr>
+              <w:t>L'ethni de Jean Kaly Bindia est bassari, prière de bien classer cet ethni qui existe soit dans la liste des ethni ou n'éxiste pas comme ethni.</w:t>
+            </w:r>
+          </w:p>
+        </w:tc>
+      </w:tr>
+      <w:tr>
+        <w:tc>
+          <w:tcPr>
+            <w:tcW w:type="dxa" w:w="964"/>
+          </w:tcPr>
+          <w:p>
+            <w:r>
+              <w:rPr>
+                <w:b/>
+                <w:i w:val="0"/>
+                <w:color w:val="EA580C"/>
+                <w:sz w:val="16"/>
+              </w:rPr>
+              <w:t>Moyenne</w:t>
+            </w:r>
+          </w:p>
+        </w:tc>
+        <w:tc>
+          <w:tcPr>
+            <w:tcW w:type="dxa" w:w="1247"/>
+          </w:tcPr>
+          <w:p>
+            <w:r>
+              <w:rPr>
+                <w:b/>
+                <w:i w:val="0"/>
+                <w:sz w:val="16"/>
+              </w:rPr>
+              <w:t>S01</w:t>
+              <w:br/>
+            </w:r>
+            <w:r>
+              <w:rPr>
+                <w:b w:val="0"/>
+                <w:i w:val="0"/>
+                <w:color w:val="64748B"/>
+                <w:sz w:val="14"/>
+              </w:rPr>
+              <w:t>Démographie</w:t>
+            </w:r>
+          </w:p>
+        </w:tc>
+        <w:tc>
+          <w:tcPr>
+            <w:tcW w:type="dxa" w:w="1531"/>
+          </w:tcPr>
+          <w:p>
+            <w:r>
+              <w:rPr>
+                <w:b/>
+                <w:i w:val="0"/>
+                <w:color w:val="16A34A"/>
+                <w:sz w:val="16"/>
+              </w:rPr>
+              <w:t>—</w:t>
+            </w:r>
+          </w:p>
+        </w:tc>
+        <w:tc>
+          <w:tcPr>
+            <w:tcW w:type="dxa" w:w="1191"/>
+          </w:tcPr>
+          <w:p>
+            <w:r>
+              <w:rPr>
+                <w:b w:val="0"/>
+                <w:i w:val="0"/>
+                <w:color w:val="64748B"/>
+                <w:sz w:val="16"/>
+              </w:rPr>
+              <w:t>GT-CQ</w:t>
+            </w:r>
+          </w:p>
+        </w:tc>
+        <w:tc>
+          <w:tcPr>
+            <w:tcW w:type="dxa" w:w="4706"/>
+          </w:tcPr>
+          <w:p>
+            <w:r>
+              <w:rPr>
+                <w:b w:val="0"/>
+                <w:i w:val="0"/>
+                <w:sz w:val="17"/>
+              </w:rPr>
+              <w:t>Prière de verifier l'information donnée par Jean Kaly Bindia ou corriger au niveau de la section 1.</w:t>
+            </w:r>
+          </w:p>
+        </w:tc>
+      </w:tr>
+      <w:tr>
+        <w:tc>
+          <w:tcPr>
+            <w:tcW w:type="dxa" w:w="964"/>
+          </w:tcPr>
+          <w:p>
+            <w:r>
+              <w:rPr>
+                <w:b/>
+                <w:i w:val="0"/>
+                <w:color w:val="EA580C"/>
+                <w:sz w:val="16"/>
+              </w:rPr>
+              <w:t>Moyenne</w:t>
+            </w:r>
+          </w:p>
+        </w:tc>
+        <w:tc>
+          <w:tcPr>
+            <w:tcW w:type="dxa" w:w="1247"/>
+          </w:tcPr>
+          <w:p>
+            <w:r>
+              <w:rPr>
+                <w:b/>
+                <w:i w:val="0"/>
+                <w:sz w:val="16"/>
+              </w:rPr>
+              <w:t>S01</w:t>
+              <w:br/>
+            </w:r>
+            <w:r>
+              <w:rPr>
+                <w:b w:val="0"/>
+                <w:i w:val="0"/>
+                <w:color w:val="64748B"/>
+                <w:sz w:val="14"/>
+              </w:rPr>
+              <w:t>Démographie</w:t>
+            </w:r>
+          </w:p>
+        </w:tc>
+        <w:tc>
+          <w:tcPr>
+            <w:tcW w:type="dxa" w:w="1531"/>
+          </w:tcPr>
+          <w:p>
+            <w:r>
+              <w:rPr>
+                <w:b/>
+                <w:i w:val="0"/>
+                <w:color w:val="16A34A"/>
+                <w:sz w:val="16"/>
+              </w:rPr>
+              <w:t>s01q10_1</w:t>
+            </w:r>
+          </w:p>
+        </w:tc>
+        <w:tc>
+          <w:tcPr>
+            <w:tcW w:type="dxa" w:w="1191"/>
+          </w:tcPr>
+          <w:p>
+            <w:r>
+              <w:rPr>
+                <w:b w:val="0"/>
+                <w:i w:val="0"/>
+                <w:color w:val="64748B"/>
+                <w:sz w:val="16"/>
+              </w:rPr>
+              <w:t>GT-CQ</w:t>
+            </w:r>
+          </w:p>
+        </w:tc>
+        <w:tc>
+          <w:tcPr>
+            <w:tcW w:type="dxa" w:w="4706"/>
+          </w:tcPr>
+          <w:p>
+            <w:r>
+              <w:rPr>
+                <w:b w:val="0"/>
+                <w:i w:val="0"/>
+                <w:sz w:val="17"/>
+              </w:rPr>
+              <w:t>La taille du ménage lors de l'enquête principale (5) de ce ménage est inférieur à la taille du denombrement (6), prière de fournir des explications concrètes ou aller revisiter le ménage.</w:t>
+            </w:r>
+          </w:p>
+        </w:tc>
+      </w:tr>
+      <w:tr>
+        <w:tc>
+          <w:tcPr>
+            <w:tcW w:type="dxa" w:w="964"/>
+          </w:tcPr>
+          <w:p>
+            <w:r>
+              <w:rPr>
+                <w:b/>
+                <w:i w:val="0"/>
+                <w:color w:val="EA580C"/>
+                <w:sz w:val="16"/>
+              </w:rPr>
+              <w:t>Moyenne</w:t>
+            </w:r>
+          </w:p>
+        </w:tc>
+        <w:tc>
+          <w:tcPr>
+            <w:tcW w:type="dxa" w:w="1247"/>
+          </w:tcPr>
+          <w:p>
+            <w:r>
+              <w:rPr>
+                <w:b/>
+                <w:i w:val="0"/>
+                <w:sz w:val="16"/>
+              </w:rPr>
               <w:t>S02</w:t>
               <w:br/>
             </w:r>
@@ -1174,7 +2704,7 @@
                 <w:color w:val="16A34A"/>
                 <w:sz w:val="16"/>
               </w:rPr>
-              <w:t>s00q14, s00q16, s00q18, s01q39, s01q42__1, s01q42__2, s02q30, s02q34</w:t>
+              <w:t>s01q63, s00q04, s02q25, s01q00b, s02q17_2, s02q15_2</w:t>
             </w:r>
           </w:p>
         </w:tc>
@@ -1205,1807 +2735,7 @@
                 <w:i w:val="0"/>
                 <w:sz w:val="17"/>
               </w:rPr>
-              <w:t>Incohérence!! Le niveau d'études le plus élevé atteint par Dominique Bindia est superieur et le diplôme le plus elevé obtenu par Dominique Bindia est DEF ou CEP OU CAP.</w:t>
-            </w:r>
-          </w:p>
-        </w:tc>
-      </w:tr>
-      <w:tr>
-        <w:tc>
-          <w:tcPr>
-            <w:tcW w:type="dxa" w:w="964"/>
-          </w:tcPr>
-          <w:p>
-            <w:r>
-              <w:rPr>
-                <w:b/>
-                <w:i w:val="0"/>
-                <w:color w:val="DC2626"/>
-                <w:sz w:val="16"/>
-              </w:rPr>
-              <w:t>Haute</w:t>
-            </w:r>
-          </w:p>
-        </w:tc>
-        <w:tc>
-          <w:tcPr>
-            <w:tcW w:type="dxa" w:w="1247"/>
-          </w:tcPr>
-          <w:p>
-            <w:r>
-              <w:rPr>
-                <w:b/>
-                <w:i w:val="0"/>
-                <w:sz w:val="16"/>
-              </w:rPr>
-              <w:t>S11</w:t>
-              <w:br/>
-            </w:r>
-            <w:r>
-              <w:rPr>
-                <w:b w:val="0"/>
-                <w:i w:val="0"/>
-                <w:color w:val="64748B"/>
-                <w:sz w:val="14"/>
-              </w:rPr>
-              <w:t>Logement / cadre de vie</w:t>
-            </w:r>
-          </w:p>
-        </w:tc>
-        <w:tc>
-          <w:tcPr>
-            <w:tcW w:type="dxa" w:w="1531"/>
-          </w:tcPr>
-          <w:p>
-            <w:r>
-              <w:rPr>
-                <w:b/>
-                <w:i w:val="0"/>
-                <w:color w:val="16A34A"/>
-                <w:sz w:val="16"/>
-              </w:rPr>
-              <w:t>—</w:t>
-            </w:r>
-          </w:p>
-        </w:tc>
-        <w:tc>
-          <w:tcPr>
-            <w:tcW w:type="dxa" w:w="1191"/>
-          </w:tcPr>
-          <w:p>
-            <w:r>
-              <w:rPr>
-                <w:b w:val="0"/>
-                <w:i w:val="0"/>
-                <w:color w:val="64748B"/>
-                <w:sz w:val="16"/>
-              </w:rPr>
-              <w:t>GT-CQ</w:t>
-            </w:r>
-          </w:p>
-        </w:tc>
-        <w:tc>
-          <w:tcPr>
-            <w:tcW w:type="dxa" w:w="4706"/>
-          </w:tcPr>
-          <w:p>
-            <w:r>
-              <w:rPr>
-                <w:b w:val="0"/>
-                <w:i w:val="0"/>
-                <w:sz w:val="17"/>
-              </w:rPr>
-              <w:t>Incoherence!! Le ménage a depensé .</w:t>
-            </w:r>
-          </w:p>
-        </w:tc>
-      </w:tr>
-      <w:tr>
-        <w:tc>
-          <w:tcPr>
-            <w:tcW w:type="dxa" w:w="964"/>
-          </w:tcPr>
-          <w:p>
-            <w:r>
-              <w:rPr>
-                <w:b/>
-                <w:i w:val="0"/>
-                <w:color w:val="DC2626"/>
-                <w:sz w:val="16"/>
-              </w:rPr>
-              <w:t>Haute</w:t>
-            </w:r>
-          </w:p>
-        </w:tc>
-        <w:tc>
-          <w:tcPr>
-            <w:tcW w:type="dxa" w:w="1247"/>
-          </w:tcPr>
-          <w:p>
-            <w:r>
-              <w:rPr>
-                <w:b/>
-                <w:i w:val="0"/>
-                <w:sz w:val="16"/>
-              </w:rPr>
-              <w:t>S11</w:t>
-              <w:br/>
-            </w:r>
-            <w:r>
-              <w:rPr>
-                <w:b w:val="0"/>
-                <w:i w:val="0"/>
-                <w:color w:val="64748B"/>
-                <w:sz w:val="14"/>
-              </w:rPr>
-              <w:t>Logement / cadre de vie</w:t>
-            </w:r>
-          </w:p>
-        </w:tc>
-        <w:tc>
-          <w:tcPr>
-            <w:tcW w:type="dxa" w:w="1531"/>
-          </w:tcPr>
-          <w:p>
-            <w:r>
-              <w:rPr>
-                <w:b/>
-                <w:i w:val="0"/>
-                <w:color w:val="16A34A"/>
-                <w:sz w:val="16"/>
-              </w:rPr>
-              <w:t>s01q29, s01q31, s04q24, s00q04, s11q21, s09fq03, s09fq011</w:t>
-            </w:r>
-          </w:p>
-        </w:tc>
-        <w:tc>
-          <w:tcPr>
-            <w:tcW w:type="dxa" w:w="1191"/>
-          </w:tcPr>
-          <w:p>
-            <w:r>
-              <w:rPr>
-                <w:b w:val="0"/>
-                <w:i w:val="0"/>
-                <w:color w:val="64748B"/>
-                <w:sz w:val="16"/>
-              </w:rPr>
-              <w:t>GT-CQ</w:t>
-            </w:r>
-          </w:p>
-        </w:tc>
-        <w:tc>
-          <w:tcPr>
-            <w:tcW w:type="dxa" w:w="4706"/>
-          </w:tcPr>
-          <w:p>
-            <w:r>
-              <w:rPr>
-                <w:b w:val="0"/>
-                <w:i w:val="0"/>
-                <w:sz w:val="17"/>
-              </w:rPr>
-              <w:t>FCFA dans Frais de connexion au réseau de distribution d'eau mais dit ne pas être connecté à un réseau d'eau courante, prière de corriger cette incoherence</w:t>
-            </w:r>
-          </w:p>
-        </w:tc>
-      </w:tr>
-      <w:tr>
-        <w:tc>
-          <w:tcPr>
-            <w:tcW w:type="dxa" w:w="964"/>
-          </w:tcPr>
-          <w:p>
-            <w:r>
-              <w:rPr>
-                <w:b/>
-                <w:i w:val="0"/>
-                <w:color w:val="EA580C"/>
-                <w:sz w:val="16"/>
-              </w:rPr>
-              <w:t>Moyenne</w:t>
-            </w:r>
-          </w:p>
-        </w:tc>
-        <w:tc>
-          <w:tcPr>
-            <w:tcW w:type="dxa" w:w="1247"/>
-          </w:tcPr>
-          <w:p>
-            <w:r>
-              <w:rPr>
-                <w:b/>
-                <w:i w:val="0"/>
-                <w:sz w:val="16"/>
-              </w:rPr>
-              <w:t>S00</w:t>
-              <w:br/>
-            </w:r>
-            <w:r>
-              <w:rPr>
-                <w:b w:val="0"/>
-                <w:i w:val="0"/>
-                <w:color w:val="64748B"/>
-                <w:sz w:val="14"/>
-              </w:rPr>
-              <w:t>Identification</w:t>
-            </w:r>
-          </w:p>
-        </w:tc>
-        <w:tc>
-          <w:tcPr>
-            <w:tcW w:type="dxa" w:w="1531"/>
-          </w:tcPr>
-          <w:p>
-            <w:r>
-              <w:rPr>
-                <w:b/>
-                <w:i w:val="0"/>
-                <w:color w:val="16A34A"/>
-                <w:sz w:val="16"/>
-              </w:rPr>
-              <w:t>s00q27</w:t>
-            </w:r>
-          </w:p>
-        </w:tc>
-        <w:tc>
-          <w:tcPr>
-            <w:tcW w:type="dxa" w:w="1191"/>
-          </w:tcPr>
-          <w:p>
-            <w:r>
-              <w:rPr>
-                <w:b w:val="0"/>
-                <w:i w:val="0"/>
-                <w:color w:val="64748B"/>
-                <w:sz w:val="16"/>
-              </w:rPr>
-              <w:t>GT-CQ</w:t>
-            </w:r>
-          </w:p>
-        </w:tc>
-        <w:tc>
-          <w:tcPr>
-            <w:tcW w:type="dxa" w:w="4706"/>
-          </w:tcPr>
-          <w:p>
-            <w:r>
-              <w:rPr>
-                <w:b w:val="0"/>
-                <w:i w:val="0"/>
-                <w:sz w:val="17"/>
-              </w:rPr>
-              <w:t>Vous avez declaré que le questionnaire est complètement fini mais le questionnaire est en statut partiel, prière de mettre le questionnaire en statut complet s'il est fini.</w:t>
-            </w:r>
-          </w:p>
-        </w:tc>
-      </w:tr>
-      <w:tr>
-        <w:tc>
-          <w:tcPr>
-            <w:tcW w:type="dxa" w:w="964"/>
-          </w:tcPr>
-          <w:p>
-            <w:r>
-              <w:rPr>
-                <w:b/>
-                <w:i w:val="0"/>
-                <w:color w:val="EA580C"/>
-                <w:sz w:val="16"/>
-              </w:rPr>
-              <w:t>Moyenne</w:t>
-            </w:r>
-          </w:p>
-        </w:tc>
-        <w:tc>
-          <w:tcPr>
-            <w:tcW w:type="dxa" w:w="1247"/>
-          </w:tcPr>
-          <w:p>
-            <w:r>
-              <w:rPr>
-                <w:b/>
-                <w:i w:val="0"/>
-                <w:sz w:val="16"/>
-              </w:rPr>
-              <w:t>S00</w:t>
-              <w:br/>
-            </w:r>
-            <w:r>
-              <w:rPr>
-                <w:b w:val="0"/>
-                <w:i w:val="0"/>
-                <w:color w:val="64748B"/>
-                <w:sz w:val="14"/>
-              </w:rPr>
-              <w:t>Identification</w:t>
-            </w:r>
-          </w:p>
-        </w:tc>
-        <w:tc>
-          <w:tcPr>
-            <w:tcW w:type="dxa" w:w="1531"/>
-          </w:tcPr>
-          <w:p>
-            <w:r>
-              <w:rPr>
-                <w:b/>
-                <w:i w:val="0"/>
-                <w:color w:val="16A34A"/>
-                <w:sz w:val="16"/>
-              </w:rPr>
-              <w:t>—</w:t>
-            </w:r>
-          </w:p>
-        </w:tc>
-        <w:tc>
-          <w:tcPr>
-            <w:tcW w:type="dxa" w:w="1191"/>
-          </w:tcPr>
-          <w:p>
-            <w:r>
-              <w:rPr>
-                <w:b w:val="0"/>
-                <w:i w:val="0"/>
-                <w:color w:val="64748B"/>
-                <w:sz w:val="16"/>
-              </w:rPr>
-              <w:t>GT-CQ</w:t>
-            </w:r>
-          </w:p>
-        </w:tc>
-        <w:tc>
-          <w:tcPr>
-            <w:tcW w:type="dxa" w:w="4706"/>
-          </w:tcPr>
-          <w:p>
-            <w:r>
-              <w:rPr>
-                <w:b w:val="0"/>
-                <w:i w:val="0"/>
-                <w:sz w:val="17"/>
-              </w:rPr>
-              <w:t>Il est obligatoire de prendre les coordonnées Gps avant d'administrer le questionnaire.</w:t>
-            </w:r>
-          </w:p>
-        </w:tc>
-      </w:tr>
-      <w:tr>
-        <w:tc>
-          <w:tcPr>
-            <w:tcW w:type="dxa" w:w="964"/>
-          </w:tcPr>
-          <w:p>
-            <w:r>
-              <w:rPr>
-                <w:b/>
-                <w:i w:val="0"/>
-                <w:color w:val="EA580C"/>
-                <w:sz w:val="16"/>
-              </w:rPr>
-              <w:t>Moyenne</w:t>
-            </w:r>
-          </w:p>
-        </w:tc>
-        <w:tc>
-          <w:tcPr>
-            <w:tcW w:type="dxa" w:w="1247"/>
-          </w:tcPr>
-          <w:p>
-            <w:r>
-              <w:rPr>
-                <w:b/>
-                <w:i w:val="0"/>
-                <w:sz w:val="16"/>
-              </w:rPr>
-              <w:t>S00</w:t>
-              <w:br/>
-            </w:r>
-            <w:r>
-              <w:rPr>
-                <w:b w:val="0"/>
-                <w:i w:val="0"/>
-                <w:color w:val="64748B"/>
-                <w:sz w:val="14"/>
-              </w:rPr>
-              <w:t>Identification</w:t>
-            </w:r>
-          </w:p>
-        </w:tc>
-        <w:tc>
-          <w:tcPr>
-            <w:tcW w:type="dxa" w:w="1531"/>
-          </w:tcPr>
-          <w:p>
-            <w:r>
-              <w:rPr>
-                <w:b/>
-                <w:i w:val="0"/>
-                <w:color w:val="16A34A"/>
-                <w:sz w:val="16"/>
-              </w:rPr>
-              <w:t>—</w:t>
-            </w:r>
-          </w:p>
-        </w:tc>
-        <w:tc>
-          <w:tcPr>
-            <w:tcW w:type="dxa" w:w="1191"/>
-          </w:tcPr>
-          <w:p>
-            <w:r>
-              <w:rPr>
-                <w:b w:val="0"/>
-                <w:i w:val="0"/>
-                <w:color w:val="64748B"/>
-                <w:sz w:val="16"/>
-              </w:rPr>
-              <w:t>GT-CQ</w:t>
-            </w:r>
-          </w:p>
-        </w:tc>
-        <w:tc>
-          <w:tcPr>
-            <w:tcW w:type="dxa" w:w="4706"/>
-          </w:tcPr>
-          <w:p>
-            <w:r>
-              <w:rPr>
-                <w:b w:val="0"/>
-                <w:i w:val="0"/>
-                <w:sz w:val="17"/>
-              </w:rPr>
-              <w:t>Prière de prendre les coordonnées GPS.</w:t>
-            </w:r>
-          </w:p>
-        </w:tc>
-      </w:tr>
-      <w:tr>
-        <w:tc>
-          <w:tcPr>
-            <w:tcW w:type="dxa" w:w="964"/>
-          </w:tcPr>
-          <w:p>
-            <w:r>
-              <w:rPr>
-                <w:b/>
-                <w:i w:val="0"/>
-                <w:color w:val="EA580C"/>
-                <w:sz w:val="16"/>
-              </w:rPr>
-              <w:t>Moyenne</w:t>
-            </w:r>
-          </w:p>
-        </w:tc>
-        <w:tc>
-          <w:tcPr>
-            <w:tcW w:type="dxa" w:w="1247"/>
-          </w:tcPr>
-          <w:p>
-            <w:r>
-              <w:rPr>
-                <w:b/>
-                <w:i w:val="0"/>
-                <w:sz w:val="16"/>
-              </w:rPr>
-              <w:t>S00</w:t>
-              <w:br/>
-            </w:r>
-            <w:r>
-              <w:rPr>
-                <w:b w:val="0"/>
-                <w:i w:val="0"/>
-                <w:color w:val="64748B"/>
-                <w:sz w:val="14"/>
-              </w:rPr>
-              <w:t>Identification</w:t>
-            </w:r>
-          </w:p>
-        </w:tc>
-        <w:tc>
-          <w:tcPr>
-            <w:tcW w:type="dxa" w:w="1531"/>
-          </w:tcPr>
-          <w:p>
-            <w:r>
-              <w:rPr>
-                <w:b/>
-                <w:i w:val="0"/>
-                <w:color w:val="16A34A"/>
-                <w:sz w:val="16"/>
-              </w:rPr>
-              <w:t>—</w:t>
-            </w:r>
-          </w:p>
-        </w:tc>
-        <w:tc>
-          <w:tcPr>
-            <w:tcW w:type="dxa" w:w="1191"/>
-          </w:tcPr>
-          <w:p>
-            <w:r>
-              <w:rPr>
-                <w:b w:val="0"/>
-                <w:i w:val="0"/>
-                <w:color w:val="64748B"/>
-                <w:sz w:val="16"/>
-              </w:rPr>
-              <w:t>GT-CQ</w:t>
-            </w:r>
-          </w:p>
-        </w:tc>
-        <w:tc>
-          <w:tcPr>
-            <w:tcW w:type="dxa" w:w="4706"/>
-          </w:tcPr>
-          <w:p>
-            <w:r>
-              <w:rPr>
-                <w:b w:val="0"/>
-                <w:i w:val="0"/>
-                <w:sz w:val="17"/>
-              </w:rPr>
-              <w:t>L'adresse ou la localisation du ménage doit être bien renseignée, ne doit pas contenir des numéros de téléphone et elle semble courte pour être une adresse.</w:t>
-            </w:r>
-          </w:p>
-        </w:tc>
-      </w:tr>
-      <w:tr>
-        <w:tc>
-          <w:tcPr>
-            <w:tcW w:type="dxa" w:w="964"/>
-          </w:tcPr>
-          <w:p>
-            <w:r>
-              <w:rPr>
-                <w:b/>
-                <w:i w:val="0"/>
-                <w:color w:val="EA580C"/>
-                <w:sz w:val="16"/>
-              </w:rPr>
-              <w:t>Moyenne</w:t>
-            </w:r>
-          </w:p>
-        </w:tc>
-        <w:tc>
-          <w:tcPr>
-            <w:tcW w:type="dxa" w:w="1247"/>
-          </w:tcPr>
-          <w:p>
-            <w:r>
-              <w:rPr>
-                <w:b/>
-                <w:i w:val="0"/>
-                <w:sz w:val="16"/>
-              </w:rPr>
-              <w:t>S00</w:t>
-              <w:br/>
-            </w:r>
-            <w:r>
-              <w:rPr>
-                <w:b w:val="0"/>
-                <w:i w:val="0"/>
-                <w:color w:val="64748B"/>
-                <w:sz w:val="14"/>
-              </w:rPr>
-              <w:t>Identification</w:t>
-            </w:r>
-          </w:p>
-        </w:tc>
-        <w:tc>
-          <w:tcPr>
-            <w:tcW w:type="dxa" w:w="1531"/>
-          </w:tcPr>
-          <w:p>
-            <w:r>
-              <w:rPr>
-                <w:b/>
-                <w:i w:val="0"/>
-                <w:color w:val="16A34A"/>
-                <w:sz w:val="16"/>
-              </w:rPr>
-              <w:t>—</w:t>
-            </w:r>
-          </w:p>
-        </w:tc>
-        <w:tc>
-          <w:tcPr>
-            <w:tcW w:type="dxa" w:w="1191"/>
-          </w:tcPr>
-          <w:p>
-            <w:r>
-              <w:rPr>
-                <w:b w:val="0"/>
-                <w:i w:val="0"/>
-                <w:color w:val="64748B"/>
-                <w:sz w:val="16"/>
-              </w:rPr>
-              <w:t>GT-CQ</w:t>
-            </w:r>
-          </w:p>
-        </w:tc>
-        <w:tc>
-          <w:tcPr>
-            <w:tcW w:type="dxa" w:w="4706"/>
-          </w:tcPr>
-          <w:p>
-            <w:r>
-              <w:rPr>
-                <w:b w:val="0"/>
-                <w:i w:val="0"/>
-                <w:sz w:val="17"/>
-              </w:rPr>
-              <w:t>Prière de renseigner la bonne adresse.Attention! Il manque des informations non renseignées dans la section 0, prière de regarder toutes les autres informations dans l'identification du ménage (IDENTIFICATION ET RENSEIGNEMENTS DE CONTROLE) ou dans OBSERVATIONS pour pouvoir renseigné toutes les questions liées au ménage.</w:t>
-            </w:r>
-          </w:p>
-        </w:tc>
-      </w:tr>
-      <w:tr>
-        <w:tc>
-          <w:tcPr>
-            <w:tcW w:type="dxa" w:w="964"/>
-          </w:tcPr>
-          <w:p>
-            <w:r>
-              <w:rPr>
-                <w:b/>
-                <w:i w:val="0"/>
-                <w:color w:val="EA580C"/>
-                <w:sz w:val="16"/>
-              </w:rPr>
-              <w:t>Moyenne</w:t>
-            </w:r>
-          </w:p>
-        </w:tc>
-        <w:tc>
-          <w:tcPr>
-            <w:tcW w:type="dxa" w:w="1247"/>
-          </w:tcPr>
-          <w:p>
-            <w:r>
-              <w:rPr>
-                <w:b/>
-                <w:i w:val="0"/>
-                <w:sz w:val="16"/>
-              </w:rPr>
-              <w:t>S00</w:t>
-              <w:br/>
-            </w:r>
-            <w:r>
-              <w:rPr>
-                <w:b w:val="0"/>
-                <w:i w:val="0"/>
-                <w:color w:val="64748B"/>
-                <w:sz w:val="14"/>
-              </w:rPr>
-              <w:t>Identification</w:t>
-            </w:r>
-          </w:p>
-        </w:tc>
-        <w:tc>
-          <w:tcPr>
-            <w:tcW w:type="dxa" w:w="1531"/>
-          </w:tcPr>
-          <w:p>
-            <w:r>
-              <w:rPr>
-                <w:b/>
-                <w:i w:val="0"/>
-                <w:color w:val="16A34A"/>
-                <w:sz w:val="16"/>
-              </w:rPr>
-              <w:t>s00q14, s00q16, s00q18</w:t>
-            </w:r>
-          </w:p>
-        </w:tc>
-        <w:tc>
-          <w:tcPr>
-            <w:tcW w:type="dxa" w:w="1191"/>
-          </w:tcPr>
-          <w:p>
-            <w:r>
-              <w:rPr>
-                <w:b w:val="0"/>
-                <w:i w:val="0"/>
-                <w:color w:val="64748B"/>
-                <w:sz w:val="16"/>
-              </w:rPr>
-              <w:t>GT-CQ</w:t>
-            </w:r>
-          </w:p>
-        </w:tc>
-        <w:tc>
-          <w:tcPr>
-            <w:tcW w:type="dxa" w:w="4706"/>
-          </w:tcPr>
-          <w:p>
-            <w:r>
-              <w:rPr>
-                <w:b w:val="0"/>
-                <w:i w:val="0"/>
-                <w:sz w:val="17"/>
-              </w:rPr>
-              <w:t>Attention! Veillez bien renseigner les contacts dans les questions de 0.14 ou 0.16 ou 0.18.</w:t>
-            </w:r>
-          </w:p>
-        </w:tc>
-      </w:tr>
-      <w:tr>
-        <w:tc>
-          <w:tcPr>
-            <w:tcW w:type="dxa" w:w="964"/>
-          </w:tcPr>
-          <w:p>
-            <w:r>
-              <w:rPr>
-                <w:b/>
-                <w:i w:val="0"/>
-                <w:color w:val="EA580C"/>
-                <w:sz w:val="16"/>
-              </w:rPr>
-              <w:t>Moyenne</w:t>
-            </w:r>
-          </w:p>
-        </w:tc>
-        <w:tc>
-          <w:tcPr>
-            <w:tcW w:type="dxa" w:w="1247"/>
-          </w:tcPr>
-          <w:p>
-            <w:r>
-              <w:rPr>
-                <w:b/>
-                <w:i w:val="0"/>
-                <w:sz w:val="16"/>
-              </w:rPr>
-              <w:t>S01</w:t>
-              <w:br/>
-            </w:r>
-            <w:r>
-              <w:rPr>
-                <w:b w:val="0"/>
-                <w:i w:val="0"/>
-                <w:color w:val="64748B"/>
-                <w:sz w:val="14"/>
-              </w:rPr>
-              <w:t>Démographie</w:t>
-            </w:r>
-          </w:p>
-        </w:tc>
-        <w:tc>
-          <w:tcPr>
-            <w:tcW w:type="dxa" w:w="1531"/>
-          </w:tcPr>
-          <w:p>
-            <w:r>
-              <w:rPr>
-                <w:b/>
-                <w:i w:val="0"/>
-                <w:color w:val="16A34A"/>
-                <w:sz w:val="16"/>
-              </w:rPr>
-              <w:t>s01q16, s01q00b, s01q16_autre</w:t>
-            </w:r>
-          </w:p>
-        </w:tc>
-        <w:tc>
-          <w:tcPr>
-            <w:tcW w:type="dxa" w:w="1191"/>
-          </w:tcPr>
-          <w:p>
-            <w:r>
-              <w:rPr>
-                <w:b w:val="0"/>
-                <w:i w:val="0"/>
-                <w:color w:val="64748B"/>
-                <w:sz w:val="16"/>
-              </w:rPr>
-              <w:t>GT-CQ</w:t>
-            </w:r>
-          </w:p>
-        </w:tc>
-        <w:tc>
-          <w:tcPr>
-            <w:tcW w:type="dxa" w:w="4706"/>
-          </w:tcPr>
-          <w:p>
-            <w:r>
-              <w:rPr>
-                <w:b w:val="0"/>
-                <w:i w:val="0"/>
-                <w:sz w:val="17"/>
-              </w:rPr>
-              <w:t>L'ethni de Dominique Bindia est bassari, prière de bien classer cet ethni qui existe soit dans la liste des ethni ou n'éxiste pas comme ethni.</w:t>
-            </w:r>
-          </w:p>
-        </w:tc>
-      </w:tr>
-      <w:tr>
-        <w:tc>
-          <w:tcPr>
-            <w:tcW w:type="dxa" w:w="964"/>
-          </w:tcPr>
-          <w:p>
-            <w:r>
-              <w:rPr>
-                <w:b/>
-                <w:i w:val="0"/>
-                <w:color w:val="EA580C"/>
-                <w:sz w:val="16"/>
-              </w:rPr>
-              <w:t>Moyenne</w:t>
-            </w:r>
-          </w:p>
-        </w:tc>
-        <w:tc>
-          <w:tcPr>
-            <w:tcW w:type="dxa" w:w="1247"/>
-          </w:tcPr>
-          <w:p>
-            <w:r>
-              <w:rPr>
-                <w:b/>
-                <w:i w:val="0"/>
-                <w:sz w:val="16"/>
-              </w:rPr>
-              <w:t>S01</w:t>
-              <w:br/>
-            </w:r>
-            <w:r>
-              <w:rPr>
-                <w:b w:val="0"/>
-                <w:i w:val="0"/>
-                <w:color w:val="64748B"/>
-                <w:sz w:val="14"/>
-              </w:rPr>
-              <w:t>Démographie</w:t>
-            </w:r>
-          </w:p>
-        </w:tc>
-        <w:tc>
-          <w:tcPr>
-            <w:tcW w:type="dxa" w:w="1531"/>
-          </w:tcPr>
-          <w:p>
-            <w:r>
-              <w:rPr>
-                <w:b/>
-                <w:i w:val="0"/>
-                <w:color w:val="16A34A"/>
-                <w:sz w:val="16"/>
-              </w:rPr>
-              <w:t>s01q16, s01q00b, s01q16_autre</w:t>
-            </w:r>
-          </w:p>
-        </w:tc>
-        <w:tc>
-          <w:tcPr>
-            <w:tcW w:type="dxa" w:w="1191"/>
-          </w:tcPr>
-          <w:p>
-            <w:r>
-              <w:rPr>
-                <w:b w:val="0"/>
-                <w:i w:val="0"/>
-                <w:color w:val="64748B"/>
-                <w:sz w:val="16"/>
-              </w:rPr>
-              <w:t>GT-CQ</w:t>
-            </w:r>
-          </w:p>
-        </w:tc>
-        <w:tc>
-          <w:tcPr>
-            <w:tcW w:type="dxa" w:w="4706"/>
-          </w:tcPr>
-          <w:p>
-            <w:r>
-              <w:rPr>
-                <w:b w:val="0"/>
-                <w:i w:val="0"/>
-                <w:sz w:val="17"/>
-              </w:rPr>
-              <w:t>L'ethni de Christine Cira Bonang est bassari, prière de bien classer cet ethni qui existe soit dans la liste des ethni ou n'éxiste pas comme ethni.</w:t>
-            </w:r>
-          </w:p>
-        </w:tc>
-      </w:tr>
-      <w:tr>
-        <w:tc>
-          <w:tcPr>
-            <w:tcW w:type="dxa" w:w="964"/>
-          </w:tcPr>
-          <w:p>
-            <w:r>
-              <w:rPr>
-                <w:b/>
-                <w:i w:val="0"/>
-                <w:color w:val="EA580C"/>
-                <w:sz w:val="16"/>
-              </w:rPr>
-              <w:t>Moyenne</w:t>
-            </w:r>
-          </w:p>
-        </w:tc>
-        <w:tc>
-          <w:tcPr>
-            <w:tcW w:type="dxa" w:w="1247"/>
-          </w:tcPr>
-          <w:p>
-            <w:r>
-              <w:rPr>
-                <w:b/>
-                <w:i w:val="0"/>
-                <w:sz w:val="16"/>
-              </w:rPr>
-              <w:t>S01</w:t>
-              <w:br/>
-            </w:r>
-            <w:r>
-              <w:rPr>
-                <w:b w:val="0"/>
-                <w:i w:val="0"/>
-                <w:color w:val="64748B"/>
-                <w:sz w:val="14"/>
-              </w:rPr>
-              <w:t>Démographie</w:t>
-            </w:r>
-          </w:p>
-        </w:tc>
-        <w:tc>
-          <w:tcPr>
-            <w:tcW w:type="dxa" w:w="1531"/>
-          </w:tcPr>
-          <w:p>
-            <w:r>
-              <w:rPr>
-                <w:b/>
-                <w:i w:val="0"/>
-                <w:color w:val="16A34A"/>
-                <w:sz w:val="16"/>
-              </w:rPr>
-              <w:t>s01q16, s01q00b, s01q16_autre</w:t>
-            </w:r>
-          </w:p>
-        </w:tc>
-        <w:tc>
-          <w:tcPr>
-            <w:tcW w:type="dxa" w:w="1191"/>
-          </w:tcPr>
-          <w:p>
-            <w:r>
-              <w:rPr>
-                <w:b w:val="0"/>
-                <w:i w:val="0"/>
-                <w:color w:val="64748B"/>
-                <w:sz w:val="16"/>
-              </w:rPr>
-              <w:t>GT-CQ</w:t>
-            </w:r>
-          </w:p>
-        </w:tc>
-        <w:tc>
-          <w:tcPr>
-            <w:tcW w:type="dxa" w:w="4706"/>
-          </w:tcPr>
-          <w:p>
-            <w:r>
-              <w:rPr>
-                <w:b w:val="0"/>
-                <w:i w:val="0"/>
-                <w:sz w:val="17"/>
-              </w:rPr>
-              <w:t>L'ethni de Eveline Coumba Bindia est Bassari, prière de bien classer cet ethni qui existe soit dans la liste des ethni ou n'éxiste pas comme ethni.</w:t>
-            </w:r>
-          </w:p>
-        </w:tc>
-      </w:tr>
-      <w:tr>
-        <w:tc>
-          <w:tcPr>
-            <w:tcW w:type="dxa" w:w="964"/>
-          </w:tcPr>
-          <w:p>
-            <w:r>
-              <w:rPr>
-                <w:b/>
-                <w:i w:val="0"/>
-                <w:color w:val="EA580C"/>
-                <w:sz w:val="16"/>
-              </w:rPr>
-              <w:t>Moyenne</w:t>
-            </w:r>
-          </w:p>
-        </w:tc>
-        <w:tc>
-          <w:tcPr>
-            <w:tcW w:type="dxa" w:w="1247"/>
-          </w:tcPr>
-          <w:p>
-            <w:r>
-              <w:rPr>
-                <w:b/>
-                <w:i w:val="0"/>
-                <w:sz w:val="16"/>
-              </w:rPr>
-              <w:t>S01</w:t>
-              <w:br/>
-            </w:r>
-            <w:r>
-              <w:rPr>
-                <w:b w:val="0"/>
-                <w:i w:val="0"/>
-                <w:color w:val="64748B"/>
-                <w:sz w:val="14"/>
-              </w:rPr>
-              <w:t>Démographie</w:t>
-            </w:r>
-          </w:p>
-        </w:tc>
-        <w:tc>
-          <w:tcPr>
-            <w:tcW w:type="dxa" w:w="1531"/>
-          </w:tcPr>
-          <w:p>
-            <w:r>
-              <w:rPr>
-                <w:b/>
-                <w:i w:val="0"/>
-                <w:color w:val="16A34A"/>
-                <w:sz w:val="16"/>
-              </w:rPr>
-              <w:t>—</w:t>
-            </w:r>
-          </w:p>
-        </w:tc>
-        <w:tc>
-          <w:tcPr>
-            <w:tcW w:type="dxa" w:w="1191"/>
-          </w:tcPr>
-          <w:p>
-            <w:r>
-              <w:rPr>
-                <w:b w:val="0"/>
-                <w:i w:val="0"/>
-                <w:color w:val="64748B"/>
-                <w:sz w:val="16"/>
-              </w:rPr>
-              <w:t>GT-CQ</w:t>
-            </w:r>
-          </w:p>
-        </w:tc>
-        <w:tc>
-          <w:tcPr>
-            <w:tcW w:type="dxa" w:w="4706"/>
-          </w:tcPr>
-          <w:p>
-            <w:r>
-              <w:rPr>
-                <w:b w:val="0"/>
-                <w:i w:val="0"/>
-                <w:sz w:val="17"/>
-              </w:rPr>
-              <w:t>Prière de verifier l'information donnée par Eveline Coumba Bindia ou corriger au niveau de la section 1.</w:t>
-            </w:r>
-          </w:p>
-        </w:tc>
-      </w:tr>
-      <w:tr>
-        <w:tc>
-          <w:tcPr>
-            <w:tcW w:type="dxa" w:w="964"/>
-          </w:tcPr>
-          <w:p>
-            <w:r>
-              <w:rPr>
-                <w:b/>
-                <w:i w:val="0"/>
-                <w:color w:val="EA580C"/>
-                <w:sz w:val="16"/>
-              </w:rPr>
-              <w:t>Moyenne</w:t>
-            </w:r>
-          </w:p>
-        </w:tc>
-        <w:tc>
-          <w:tcPr>
-            <w:tcW w:type="dxa" w:w="1247"/>
-          </w:tcPr>
-          <w:p>
-            <w:r>
-              <w:rPr>
-                <w:b/>
-                <w:i w:val="0"/>
-                <w:sz w:val="16"/>
-              </w:rPr>
-              <w:t>S01</w:t>
-              <w:br/>
-            </w:r>
-            <w:r>
-              <w:rPr>
-                <w:b w:val="0"/>
-                <w:i w:val="0"/>
-                <w:color w:val="64748B"/>
-                <w:sz w:val="14"/>
-              </w:rPr>
-              <w:t>Démographie</w:t>
-            </w:r>
-          </w:p>
-        </w:tc>
-        <w:tc>
-          <w:tcPr>
-            <w:tcW w:type="dxa" w:w="1531"/>
-          </w:tcPr>
-          <w:p>
-            <w:r>
-              <w:rPr>
-                <w:b/>
-                <w:i w:val="0"/>
-                <w:color w:val="16A34A"/>
-                <w:sz w:val="16"/>
-              </w:rPr>
-              <w:t>s01q16, s01q00b, s01q16_autre</w:t>
-            </w:r>
-          </w:p>
-        </w:tc>
-        <w:tc>
-          <w:tcPr>
-            <w:tcW w:type="dxa" w:w="1191"/>
-          </w:tcPr>
-          <w:p>
-            <w:r>
-              <w:rPr>
-                <w:b w:val="0"/>
-                <w:i w:val="0"/>
-                <w:color w:val="64748B"/>
-                <w:sz w:val="16"/>
-              </w:rPr>
-              <w:t>GT-CQ</w:t>
-            </w:r>
-          </w:p>
-        </w:tc>
-        <w:tc>
-          <w:tcPr>
-            <w:tcW w:type="dxa" w:w="4706"/>
-          </w:tcPr>
-          <w:p>
-            <w:r>
-              <w:rPr>
-                <w:b w:val="0"/>
-                <w:i w:val="0"/>
-                <w:sz w:val="17"/>
-              </w:rPr>
-              <w:t>L'ethni de Gisèle Ithir Bindia est Bassari, prière de bien classer cet ethni qui existe soit dans la liste des ethni ou n'éxiste pas comme ethni.</w:t>
-            </w:r>
-          </w:p>
-        </w:tc>
-      </w:tr>
-      <w:tr>
-        <w:tc>
-          <w:tcPr>
-            <w:tcW w:type="dxa" w:w="964"/>
-          </w:tcPr>
-          <w:p>
-            <w:r>
-              <w:rPr>
-                <w:b/>
-                <w:i w:val="0"/>
-                <w:color w:val="EA580C"/>
-                <w:sz w:val="16"/>
-              </w:rPr>
-              <w:t>Moyenne</w:t>
-            </w:r>
-          </w:p>
-        </w:tc>
-        <w:tc>
-          <w:tcPr>
-            <w:tcW w:type="dxa" w:w="1247"/>
-          </w:tcPr>
-          <w:p>
-            <w:r>
-              <w:rPr>
-                <w:b/>
-                <w:i w:val="0"/>
-                <w:sz w:val="16"/>
-              </w:rPr>
-              <w:t>S01</w:t>
-              <w:br/>
-            </w:r>
-            <w:r>
-              <w:rPr>
-                <w:b w:val="0"/>
-                <w:i w:val="0"/>
-                <w:color w:val="64748B"/>
-                <w:sz w:val="14"/>
-              </w:rPr>
-              <w:t>Démographie</w:t>
-            </w:r>
-          </w:p>
-        </w:tc>
-        <w:tc>
-          <w:tcPr>
-            <w:tcW w:type="dxa" w:w="1531"/>
-          </w:tcPr>
-          <w:p>
-            <w:r>
-              <w:rPr>
-                <w:b/>
-                <w:i w:val="0"/>
-                <w:color w:val="16A34A"/>
-                <w:sz w:val="16"/>
-              </w:rPr>
-              <w:t>—</w:t>
-            </w:r>
-          </w:p>
-        </w:tc>
-        <w:tc>
-          <w:tcPr>
-            <w:tcW w:type="dxa" w:w="1191"/>
-          </w:tcPr>
-          <w:p>
-            <w:r>
-              <w:rPr>
-                <w:b w:val="0"/>
-                <w:i w:val="0"/>
-                <w:color w:val="64748B"/>
-                <w:sz w:val="16"/>
-              </w:rPr>
-              <w:t>GT-CQ</w:t>
-            </w:r>
-          </w:p>
-        </w:tc>
-        <w:tc>
-          <w:tcPr>
-            <w:tcW w:type="dxa" w:w="4706"/>
-          </w:tcPr>
-          <w:p>
-            <w:r>
-              <w:rPr>
-                <w:b w:val="0"/>
-                <w:i w:val="0"/>
-                <w:sz w:val="17"/>
-              </w:rPr>
-              <w:t>Prière de verifier l'information donnée par Gisèle Ithir Bindia ou corriger au niveau de la section 1.</w:t>
-            </w:r>
-          </w:p>
-        </w:tc>
-      </w:tr>
-      <w:tr>
-        <w:tc>
-          <w:tcPr>
-            <w:tcW w:type="dxa" w:w="964"/>
-          </w:tcPr>
-          <w:p>
-            <w:r>
-              <w:rPr>
-                <w:b/>
-                <w:i w:val="0"/>
-                <w:color w:val="EA580C"/>
-                <w:sz w:val="16"/>
-              </w:rPr>
-              <w:t>Moyenne</w:t>
-            </w:r>
-          </w:p>
-        </w:tc>
-        <w:tc>
-          <w:tcPr>
-            <w:tcW w:type="dxa" w:w="1247"/>
-          </w:tcPr>
-          <w:p>
-            <w:r>
-              <w:rPr>
-                <w:b/>
-                <w:i w:val="0"/>
-                <w:sz w:val="16"/>
-              </w:rPr>
-              <w:t>S01</w:t>
-              <w:br/>
-            </w:r>
-            <w:r>
-              <w:rPr>
-                <w:b w:val="0"/>
-                <w:i w:val="0"/>
-                <w:color w:val="64748B"/>
-                <w:sz w:val="14"/>
-              </w:rPr>
-              <w:t>Démographie</w:t>
-            </w:r>
-          </w:p>
-        </w:tc>
-        <w:tc>
-          <w:tcPr>
-            <w:tcW w:type="dxa" w:w="1531"/>
-          </w:tcPr>
-          <w:p>
-            <w:r>
-              <w:rPr>
-                <w:b/>
-                <w:i w:val="0"/>
-                <w:color w:val="16A34A"/>
-                <w:sz w:val="16"/>
-              </w:rPr>
-              <w:t>s01q16, s01q00b, s01q16_autre</w:t>
-            </w:r>
-          </w:p>
-        </w:tc>
-        <w:tc>
-          <w:tcPr>
-            <w:tcW w:type="dxa" w:w="1191"/>
-          </w:tcPr>
-          <w:p>
-            <w:r>
-              <w:rPr>
-                <w:b w:val="0"/>
-                <w:i w:val="0"/>
-                <w:color w:val="64748B"/>
-                <w:sz w:val="16"/>
-              </w:rPr>
-              <w:t>GT-CQ</w:t>
-            </w:r>
-          </w:p>
-        </w:tc>
-        <w:tc>
-          <w:tcPr>
-            <w:tcW w:type="dxa" w:w="4706"/>
-          </w:tcPr>
-          <w:p>
-            <w:r>
-              <w:rPr>
-                <w:b w:val="0"/>
-                <w:i w:val="0"/>
-                <w:sz w:val="17"/>
-              </w:rPr>
-              <w:t>L'ethni de Jean Kaly Bindia est bassari, prière de bien classer cet ethni qui existe soit dans la liste des ethni ou n'éxiste pas comme ethni.</w:t>
-            </w:r>
-          </w:p>
-        </w:tc>
-      </w:tr>
-      <w:tr>
-        <w:tc>
-          <w:tcPr>
-            <w:tcW w:type="dxa" w:w="964"/>
-          </w:tcPr>
-          <w:p>
-            <w:r>
-              <w:rPr>
-                <w:b/>
-                <w:i w:val="0"/>
-                <w:color w:val="EA580C"/>
-                <w:sz w:val="16"/>
-              </w:rPr>
-              <w:t>Moyenne</w:t>
-            </w:r>
-          </w:p>
-        </w:tc>
-        <w:tc>
-          <w:tcPr>
-            <w:tcW w:type="dxa" w:w="1247"/>
-          </w:tcPr>
-          <w:p>
-            <w:r>
-              <w:rPr>
-                <w:b/>
-                <w:i w:val="0"/>
-                <w:sz w:val="16"/>
-              </w:rPr>
-              <w:t>S01</w:t>
-              <w:br/>
-            </w:r>
-            <w:r>
-              <w:rPr>
-                <w:b w:val="0"/>
-                <w:i w:val="0"/>
-                <w:color w:val="64748B"/>
-                <w:sz w:val="14"/>
-              </w:rPr>
-              <w:t>Démographie</w:t>
-            </w:r>
-          </w:p>
-        </w:tc>
-        <w:tc>
-          <w:tcPr>
-            <w:tcW w:type="dxa" w:w="1531"/>
-          </w:tcPr>
-          <w:p>
-            <w:r>
-              <w:rPr>
-                <w:b/>
-                <w:i w:val="0"/>
-                <w:color w:val="16A34A"/>
-                <w:sz w:val="16"/>
-              </w:rPr>
-              <w:t>—</w:t>
-            </w:r>
-          </w:p>
-        </w:tc>
-        <w:tc>
-          <w:tcPr>
-            <w:tcW w:type="dxa" w:w="1191"/>
-          </w:tcPr>
-          <w:p>
-            <w:r>
-              <w:rPr>
-                <w:b w:val="0"/>
-                <w:i w:val="0"/>
-                <w:color w:val="64748B"/>
-                <w:sz w:val="16"/>
-              </w:rPr>
-              <w:t>GT-CQ</w:t>
-            </w:r>
-          </w:p>
-        </w:tc>
-        <w:tc>
-          <w:tcPr>
-            <w:tcW w:type="dxa" w:w="4706"/>
-          </w:tcPr>
-          <w:p>
-            <w:r>
-              <w:rPr>
-                <w:b w:val="0"/>
-                <w:i w:val="0"/>
-                <w:sz w:val="17"/>
-              </w:rPr>
-              <w:t>Prière de verifier l'information donnée par Jean Kaly Bindia ou corriger au niveau de la section 1.</w:t>
-            </w:r>
-          </w:p>
-        </w:tc>
-      </w:tr>
-      <w:tr>
-        <w:tc>
-          <w:tcPr>
-            <w:tcW w:type="dxa" w:w="964"/>
-          </w:tcPr>
-          <w:p>
-            <w:r>
-              <w:rPr>
-                <w:b/>
-                <w:i w:val="0"/>
-                <w:color w:val="EA580C"/>
-                <w:sz w:val="16"/>
-              </w:rPr>
-              <w:t>Moyenne</w:t>
-            </w:r>
-          </w:p>
-        </w:tc>
-        <w:tc>
-          <w:tcPr>
-            <w:tcW w:type="dxa" w:w="1247"/>
-          </w:tcPr>
-          <w:p>
-            <w:r>
-              <w:rPr>
-                <w:b/>
-                <w:i w:val="0"/>
-                <w:sz w:val="16"/>
-              </w:rPr>
-              <w:t>S01</w:t>
-              <w:br/>
-            </w:r>
-            <w:r>
-              <w:rPr>
-                <w:b w:val="0"/>
-                <w:i w:val="0"/>
-                <w:color w:val="64748B"/>
-                <w:sz w:val="14"/>
-              </w:rPr>
-              <w:t>Démographie</w:t>
-            </w:r>
-          </w:p>
-        </w:tc>
-        <w:tc>
-          <w:tcPr>
-            <w:tcW w:type="dxa" w:w="1531"/>
-          </w:tcPr>
-          <w:p>
-            <w:r>
-              <w:rPr>
-                <w:b/>
-                <w:i w:val="0"/>
-                <w:color w:val="16A34A"/>
-                <w:sz w:val="16"/>
-              </w:rPr>
-              <w:t>s01q10_1</w:t>
-            </w:r>
-          </w:p>
-        </w:tc>
-        <w:tc>
-          <w:tcPr>
-            <w:tcW w:type="dxa" w:w="1191"/>
-          </w:tcPr>
-          <w:p>
-            <w:r>
-              <w:rPr>
-                <w:b w:val="0"/>
-                <w:i w:val="0"/>
-                <w:color w:val="64748B"/>
-                <w:sz w:val="16"/>
-              </w:rPr>
-              <w:t>GT-CQ</w:t>
-            </w:r>
-          </w:p>
-        </w:tc>
-        <w:tc>
-          <w:tcPr>
-            <w:tcW w:type="dxa" w:w="4706"/>
-          </w:tcPr>
-          <w:p>
-            <w:r>
-              <w:rPr>
-                <w:b w:val="0"/>
-                <w:i w:val="0"/>
-                <w:sz w:val="17"/>
-              </w:rPr>
-              <w:t>La taille du ménage lors de l'enquête principale (5) de ce ménage est inférieur à la taille du denombrement (6), prière de fournir des explications concrètes ou aller revisiter le ménage.</w:t>
-            </w:r>
-          </w:p>
-        </w:tc>
-      </w:tr>
-      <w:tr>
-        <w:tc>
-          <w:tcPr>
-            <w:tcW w:type="dxa" w:w="964"/>
-          </w:tcPr>
-          <w:p>
-            <w:r>
-              <w:rPr>
-                <w:b/>
-                <w:i w:val="0"/>
-                <w:color w:val="EA580C"/>
-                <w:sz w:val="16"/>
-              </w:rPr>
-              <w:t>Moyenne</w:t>
-            </w:r>
-          </w:p>
-        </w:tc>
-        <w:tc>
-          <w:tcPr>
-            <w:tcW w:type="dxa" w:w="1247"/>
-          </w:tcPr>
-          <w:p>
-            <w:r>
-              <w:rPr>
-                <w:b/>
-                <w:i w:val="0"/>
-                <w:sz w:val="16"/>
-              </w:rPr>
-              <w:t>S02</w:t>
-              <w:br/>
-            </w:r>
-            <w:r>
-              <w:rPr>
-                <w:b w:val="0"/>
-                <w:i w:val="0"/>
-                <w:color w:val="64748B"/>
-                <w:sz w:val="14"/>
-              </w:rPr>
-              <w:t>Éducation</w:t>
-            </w:r>
-          </w:p>
-        </w:tc>
-        <w:tc>
-          <w:tcPr>
-            <w:tcW w:type="dxa" w:w="1531"/>
-          </w:tcPr>
-          <w:p>
-            <w:r>
-              <w:rPr>
-                <w:b/>
-                <w:i w:val="0"/>
-                <w:color w:val="16A34A"/>
-                <w:sz w:val="16"/>
-              </w:rPr>
-              <w:t>—</w:t>
-            </w:r>
-          </w:p>
-        </w:tc>
-        <w:tc>
-          <w:tcPr>
-            <w:tcW w:type="dxa" w:w="1191"/>
-          </w:tcPr>
-          <w:p>
-            <w:r>
-              <w:rPr>
-                <w:b w:val="0"/>
-                <w:i w:val="0"/>
-                <w:color w:val="64748B"/>
-                <w:sz w:val="16"/>
-              </w:rPr>
-              <w:t>GT-CQ</w:t>
-            </w:r>
-          </w:p>
-        </w:tc>
-        <w:tc>
-          <w:tcPr>
-            <w:tcW w:type="dxa" w:w="4706"/>
-          </w:tcPr>
-          <w:p>
-            <w:r>
-              <w:rPr>
-                <w:b w:val="0"/>
-                <w:i w:val="0"/>
-                <w:sz w:val="17"/>
-              </w:rPr>
-              <w:t>veuillez, s'il vous plait, confirmer les frais de scolarité ( 11000 FCFA) payée de Gisèle Ithir Bindia avec le QG ou apporter les corrections nécessaires.</w:t>
-            </w:r>
-          </w:p>
-        </w:tc>
-      </w:tr>
-      <w:tr>
-        <w:tc>
-          <w:tcPr>
-            <w:tcW w:type="dxa" w:w="964"/>
-          </w:tcPr>
-          <w:p>
-            <w:r>
-              <w:rPr>
-                <w:b/>
-                <w:i w:val="0"/>
-                <w:color w:val="EA580C"/>
-                <w:sz w:val="16"/>
-              </w:rPr>
-              <w:t>Moyenne</w:t>
-            </w:r>
-          </w:p>
-        </w:tc>
-        <w:tc>
-          <w:tcPr>
-            <w:tcW w:type="dxa" w:w="1247"/>
-          </w:tcPr>
-          <w:p>
-            <w:r>
-              <w:rPr>
-                <w:b/>
-                <w:i w:val="0"/>
-                <w:sz w:val="16"/>
-              </w:rPr>
-              <w:t>S02</w:t>
-              <w:br/>
-            </w:r>
-            <w:r>
-              <w:rPr>
-                <w:b w:val="0"/>
-                <w:i w:val="0"/>
-                <w:color w:val="64748B"/>
-                <w:sz w:val="14"/>
-              </w:rPr>
-              <w:t>Éducation</w:t>
-            </w:r>
-          </w:p>
-        </w:tc>
-        <w:tc>
-          <w:tcPr>
-            <w:tcW w:type="dxa" w:w="1531"/>
-          </w:tcPr>
-          <w:p>
-            <w:r>
-              <w:rPr>
-                <w:b/>
-                <w:i w:val="0"/>
-                <w:color w:val="16A34A"/>
-                <w:sz w:val="16"/>
-              </w:rPr>
-              <w:t>s01q63, s00q04, s02q25, s01q00b, s02q17_2, s02q15_2</w:t>
-            </w:r>
-          </w:p>
-        </w:tc>
-        <w:tc>
-          <w:tcPr>
-            <w:tcW w:type="dxa" w:w="1191"/>
-          </w:tcPr>
-          <w:p>
-            <w:r>
-              <w:rPr>
-                <w:b w:val="0"/>
-                <w:i w:val="0"/>
-                <w:color w:val="64748B"/>
-                <w:sz w:val="16"/>
-              </w:rPr>
-              <w:t>GT-CQ</w:t>
-            </w:r>
-          </w:p>
-        </w:tc>
-        <w:tc>
-          <w:tcPr>
-            <w:tcW w:type="dxa" w:w="4706"/>
-          </w:tcPr>
-          <w:p>
-            <w:r>
-              <w:rPr>
-                <w:b w:val="0"/>
-                <w:i w:val="0"/>
-                <w:sz w:val="17"/>
-              </w:rPr>
               <w:t>Dans les milieux urbains c'est peu probable de voir une école dont les élèves ou étudiants ne dépensent pas en frais d'uniformes, prière de verifier pour Gisèle Ithir Bindia qui fréquente 1ére année de Secondaire 1 (Moyen) Général et corriger ou confirmer avec le QG.</w:t>
-            </w:r>
-          </w:p>
-        </w:tc>
-      </w:tr>
-      <w:tr>
-        <w:tc>
-          <w:tcPr>
-            <w:tcW w:type="dxa" w:w="964"/>
-          </w:tcPr>
-          <w:p>
-            <w:r>
-              <w:rPr>
-                <w:b/>
-                <w:i w:val="0"/>
-                <w:color w:val="EA580C"/>
-                <w:sz w:val="16"/>
-              </w:rPr>
-              <w:t>Moyenne</w:t>
-            </w:r>
-          </w:p>
-        </w:tc>
-        <w:tc>
-          <w:tcPr>
-            <w:tcW w:type="dxa" w:w="1247"/>
-          </w:tcPr>
-          <w:p>
-            <w:r>
-              <w:rPr>
-                <w:b/>
-                <w:i w:val="0"/>
-                <w:sz w:val="16"/>
-              </w:rPr>
-              <w:t>S02</w:t>
-              <w:br/>
-            </w:r>
-            <w:r>
-              <w:rPr>
-                <w:b w:val="0"/>
-                <w:i w:val="0"/>
-                <w:color w:val="64748B"/>
-                <w:sz w:val="14"/>
-              </w:rPr>
-              <w:t>Éducation</w:t>
-            </w:r>
-          </w:p>
-        </w:tc>
-        <w:tc>
-          <w:tcPr>
-            <w:tcW w:type="dxa" w:w="1531"/>
-          </w:tcPr>
-          <w:p>
-            <w:r>
-              <w:rPr>
-                <w:b/>
-                <w:i w:val="0"/>
-                <w:color w:val="16A34A"/>
-                <w:sz w:val="16"/>
-              </w:rPr>
-              <w:t>—</w:t>
-            </w:r>
-          </w:p>
-        </w:tc>
-        <w:tc>
-          <w:tcPr>
-            <w:tcW w:type="dxa" w:w="1191"/>
-          </w:tcPr>
-          <w:p>
-            <w:r>
-              <w:rPr>
-                <w:b w:val="0"/>
-                <w:i w:val="0"/>
-                <w:color w:val="64748B"/>
-                <w:sz w:val="16"/>
-              </w:rPr>
-              <w:t>GT-CQ</w:t>
-            </w:r>
-          </w:p>
-        </w:tc>
-        <w:tc>
-          <w:tcPr>
-            <w:tcW w:type="dxa" w:w="4706"/>
-          </w:tcPr>
-          <w:p>
-            <w:r>
-              <w:rPr>
-                <w:b w:val="0"/>
-                <w:i w:val="0"/>
-                <w:sz w:val="17"/>
-              </w:rPr>
-              <w:t>veuillez, s'il vous plait, confirmer les frais de scolarité ( 1500 FCFA) payée de Jean Kaly Bindia avec le QG ou apporter les corrections nécessaires.</w:t>
             </w:r>
           </w:p>
         </w:tc>
